--- a/Dokumentációk/Feladatmegosztás.docx
+++ b/Dokumentációk/Feladatmegosztás.docx
@@ -36,7 +36,23 @@
           <w:sz w:val="24"/>
           <w:szCs w:val="24"/>
         </w:rPr>
-        <w:t>A weboldal fejlesztése közben nekem kellet megírnom a véletlenszerű árazásnak a rendszerét, ami az autók árait véletlenszerűvé teszi. (Ez volt a legjobb megoldás, mivel kigondolni és beírni egyesével az autók árait sok időbe telt volna). Szorgalmasan csináltam a dokumentációkat Zsombor és Gábriel segítségével, hogy meggyőződjünk róla, hogy a dokumentációk könnyen olvashatóak és nem zavarja az olvasót.</w:t>
+        <w:t>A weboldal fejlesztése közben nekem kellet megírnom a véletlenszerű árazásnak a rendszerét, ami az autók árait véletlenszerűvé teszi. (Ez volt a legjobb megoldás, mivel kigondolni és beírni egyesével az autók árait sok időbe telt volna). Szorgalma</w:t>
+      </w:r>
+      <w:r>
+        <w:rPr>
+          <w:rFonts w:ascii="Times New Roman" w:hAnsi="Times New Roman" w:cs="Times New Roman"/>
+          <w:sz w:val="24"/>
+          <w:szCs w:val="24"/>
+        </w:rPr>
+        <w:t xml:space="preserve">san csináltam a dokumentációkat  </w:t>
+      </w:r>
+      <w:r>
+        <w:rPr>
+          <w:rFonts w:ascii="Times New Roman" w:hAnsi="Times New Roman" w:cs="Times New Roman"/>
+          <w:sz w:val="24"/>
+          <w:szCs w:val="24"/>
+        </w:rPr>
+        <w:t>Gábriel segítségével, hogy meggyőződjünk róla, hogy a dokumentációk könnyen olvashatóak és nem zavarja az olvasót.</w:t>
       </w:r>
     </w:p>
     <w:p>
@@ -73,47 +89,7 @@
           <w:szCs w:val="24"/>
           <w:lang w:val="en-US"/>
         </w:rPr>
-        <w:t xml:space="preserve"> choice, because deciding what the price should be for every single car would have been a very long time to do). I was also active in making the documentations with some help from </w:t>
-      </w:r>
-      <w:proofErr w:type="spellStart"/>
-      <w:r>
-        <w:rPr>
-          <w:rFonts w:ascii="Times New Roman" w:hAnsi="Times New Roman" w:cs="Times New Roman"/>
-          <w:sz w:val="24"/>
-          <w:szCs w:val="24"/>
-          <w:lang w:val="en-US"/>
-        </w:rPr>
-        <w:t>Zsombor</w:t>
-      </w:r>
-      <w:proofErr w:type="spellEnd"/>
-      <w:r>
-        <w:rPr>
-          <w:rFonts w:ascii="Times New Roman" w:hAnsi="Times New Roman" w:cs="Times New Roman"/>
-          <w:sz w:val="24"/>
-          <w:szCs w:val="24"/>
-          <w:lang w:val="en-US"/>
-        </w:rPr>
-        <w:t xml:space="preserve">, and </w:t>
-      </w:r>
-      <w:proofErr w:type="spellStart"/>
-      <w:r>
-        <w:rPr>
-          <w:rFonts w:ascii="Times New Roman" w:hAnsi="Times New Roman" w:cs="Times New Roman"/>
-          <w:sz w:val="24"/>
-          <w:szCs w:val="24"/>
-          <w:lang w:val="en-US"/>
-        </w:rPr>
-        <w:t>Gábriel</w:t>
-      </w:r>
-      <w:proofErr w:type="spellEnd"/>
-      <w:r>
-        <w:rPr>
-          <w:rFonts w:ascii="Times New Roman" w:hAnsi="Times New Roman" w:cs="Times New Roman"/>
-          <w:sz w:val="24"/>
-          <w:szCs w:val="24"/>
-          <w:lang w:val="en-US"/>
-        </w:rPr>
-        <w:t>, to make sure the documentations were easily readable and does not distract the reader.</w:t>
+        <w:t xml:space="preserve"> choice, because deciding what the price should be for every single car would have been a very long time to do). I was also active in making the documentations with some help from Gábriel, to make sure the documentations were easily readable and does not distract the reader.</w:t>
       </w:r>
     </w:p>
     <w:sectPr>

--- a/Dokumentációk/Feladatmegosztás.docx
+++ b/Dokumentációk/Feladatmegosztás.docx
@@ -36,23 +36,91 @@
           <w:sz w:val="24"/>
           <w:szCs w:val="24"/>
         </w:rPr>
-        <w:t>A weboldal fejlesztése közben nekem kellet megírnom a véletlenszerű árazásnak a rendszerét, ami az autók árait véletlenszerűvé teszi. (Ez volt a legjobb megoldás, mivel kigondolni és beírni egyesével az autók árait sok időbe telt volna). Szorgalma</w:t>
-      </w:r>
-      <w:r>
-        <w:rPr>
-          <w:rFonts w:ascii="Times New Roman" w:hAnsi="Times New Roman" w:cs="Times New Roman"/>
-          <w:sz w:val="24"/>
-          <w:szCs w:val="24"/>
-        </w:rPr>
-        <w:t xml:space="preserve">san csináltam a dokumentációkat  </w:t>
-      </w:r>
-      <w:r>
-        <w:rPr>
-          <w:rFonts w:ascii="Times New Roman" w:hAnsi="Times New Roman" w:cs="Times New Roman"/>
-          <w:sz w:val="24"/>
-          <w:szCs w:val="24"/>
-        </w:rPr>
-        <w:t>Gábriel segítségével, hogy meggyőződjünk róla, hogy a dokumentációk könnyen olvashatóak és nem zavarja az olvasót.</w:t>
+        <w:t xml:space="preserve">A weboldal fejlesztése közben nekem kellet megírnom </w:t>
+      </w:r>
+      <w:r>
+        <w:rPr>
+          <w:rFonts w:ascii="Times New Roman" w:hAnsi="Times New Roman" w:cs="Times New Roman"/>
+          <w:sz w:val="24"/>
+          <w:szCs w:val="24"/>
+        </w:rPr>
+        <w:t xml:space="preserve">a </w:t>
+      </w:r>
+      <w:proofErr w:type="spellStart"/>
+      <w:r>
+        <w:rPr>
+          <w:rFonts w:ascii="Times New Roman" w:hAnsi="Times New Roman" w:cs="Times New Roman"/>
+          <w:sz w:val="24"/>
+          <w:szCs w:val="24"/>
+        </w:rPr>
+        <w:t>Vue.js</w:t>
+      </w:r>
+      <w:proofErr w:type="spellEnd"/>
+      <w:r>
+        <w:rPr>
+          <w:rFonts w:ascii="Times New Roman" w:hAnsi="Times New Roman" w:cs="Times New Roman"/>
+          <w:sz w:val="24"/>
+          <w:szCs w:val="24"/>
+        </w:rPr>
+        <w:t xml:space="preserve"> részét</w:t>
+      </w:r>
+      <w:r>
+        <w:rPr>
+          <w:rFonts w:ascii="Times New Roman" w:hAnsi="Times New Roman" w:cs="Times New Roman"/>
+          <w:sz w:val="24"/>
+          <w:szCs w:val="24"/>
+        </w:rPr>
+        <w:t>, hogy dinamikus legyen a weboldal</w:t>
+      </w:r>
+      <w:r>
+        <w:rPr>
+          <w:rFonts w:ascii="Times New Roman" w:hAnsi="Times New Roman" w:cs="Times New Roman"/>
+          <w:sz w:val="24"/>
+          <w:szCs w:val="24"/>
+        </w:rPr>
+        <w:t>.</w:t>
+      </w:r>
+      <w:r>
+        <w:rPr>
+          <w:rFonts w:ascii="Times New Roman" w:hAnsi="Times New Roman" w:cs="Times New Roman"/>
+          <w:sz w:val="24"/>
+          <w:szCs w:val="24"/>
+        </w:rPr>
+        <w:t xml:space="preserve"> Szorgalma</w:t>
+      </w:r>
+      <w:r>
+        <w:rPr>
+          <w:rFonts w:ascii="Times New Roman" w:hAnsi="Times New Roman" w:cs="Times New Roman"/>
+          <w:sz w:val="24"/>
+          <w:szCs w:val="24"/>
+        </w:rPr>
+        <w:t xml:space="preserve">san csináltam a </w:t>
+      </w:r>
+      <w:proofErr w:type="gramStart"/>
+      <w:r>
+        <w:rPr>
+          <w:rFonts w:ascii="Times New Roman" w:hAnsi="Times New Roman" w:cs="Times New Roman"/>
+          <w:sz w:val="24"/>
+          <w:szCs w:val="24"/>
+        </w:rPr>
+        <w:t xml:space="preserve">dokumentációkat  </w:t>
+      </w:r>
+      <w:r>
+        <w:rPr>
+          <w:rFonts w:ascii="Times New Roman" w:hAnsi="Times New Roman" w:cs="Times New Roman"/>
+          <w:sz w:val="24"/>
+          <w:szCs w:val="24"/>
+        </w:rPr>
+        <w:t>Gábriel</w:t>
+      </w:r>
+      <w:proofErr w:type="gramEnd"/>
+      <w:r>
+        <w:rPr>
+          <w:rFonts w:ascii="Times New Roman" w:hAnsi="Times New Roman" w:cs="Times New Roman"/>
+          <w:sz w:val="24"/>
+          <w:szCs w:val="24"/>
+        </w:rPr>
+        <w:t xml:space="preserve"> segítségével, hogy meggyőződjünk róla, hogy a dokumentációk könnyen olvashatóak és nem zavarja az olvasót.</w:t>
       </w:r>
     </w:p>
     <w:p>
@@ -71,25 +139,45 @@
           <w:szCs w:val="24"/>
           <w:lang w:val="en-US"/>
         </w:rPr>
-        <w:t xml:space="preserve">During the development of the website, I had to implement a price randomizer that made every car have a random price (which it was the </w:t>
-      </w:r>
-      <w:r>
-        <w:rPr>
-          <w:rFonts w:ascii="Times New Roman" w:hAnsi="Times New Roman" w:cs="Times New Roman"/>
-          <w:sz w:val="24"/>
-          <w:szCs w:val="24"/>
-          <w:lang w:val="en-US"/>
-        </w:rPr>
-        <w:t>best</w:t>
-      </w:r>
-      <w:r>
-        <w:rPr>
-          <w:rFonts w:ascii="Times New Roman" w:hAnsi="Times New Roman" w:cs="Times New Roman"/>
-          <w:sz w:val="24"/>
-          <w:szCs w:val="24"/>
-          <w:lang w:val="en-US"/>
-        </w:rPr>
-        <w:t xml:space="preserve"> choice, because deciding what the price should be for every single car would have been a very long time to do). I was also active in making the documentations with some help from Gábriel, to make sure the documentations were easily readable and does not distract the reader.</w:t>
+        <w:t xml:space="preserve">During the development of the website, I </w:t>
+      </w:r>
+      <w:r>
+        <w:rPr>
+          <w:rFonts w:ascii="Times New Roman" w:hAnsi="Times New Roman" w:cs="Times New Roman"/>
+          <w:sz w:val="24"/>
+          <w:szCs w:val="24"/>
+          <w:lang w:val="en-US"/>
+        </w:rPr>
+        <w:t xml:space="preserve">used Vue.js to make the website dynamic. </w:t>
+      </w:r>
+      <w:r>
+        <w:rPr>
+          <w:rFonts w:ascii="Times New Roman" w:hAnsi="Times New Roman" w:cs="Times New Roman"/>
+          <w:sz w:val="24"/>
+          <w:szCs w:val="24"/>
+          <w:lang w:val="en-US"/>
+        </w:rPr>
+        <w:t xml:space="preserve">I was also active in making the documentations with some help from </w:t>
+      </w:r>
+      <w:proofErr w:type="spellStart"/>
+      <w:r>
+        <w:rPr>
+          <w:rFonts w:ascii="Times New Roman" w:hAnsi="Times New Roman" w:cs="Times New Roman"/>
+          <w:sz w:val="24"/>
+          <w:szCs w:val="24"/>
+          <w:lang w:val="en-US"/>
+        </w:rPr>
+        <w:t>Gábriel</w:t>
+      </w:r>
+      <w:proofErr w:type="spellEnd"/>
+      <w:r>
+        <w:rPr>
+          <w:rFonts w:ascii="Times New Roman" w:hAnsi="Times New Roman" w:cs="Times New Roman"/>
+          <w:sz w:val="24"/>
+          <w:szCs w:val="24"/>
+          <w:lang w:val="en-US"/>
+        </w:rPr>
+        <w:t>, to make sure the documentations were easily readable and does not distract the reader.</w:t>
       </w:r>
     </w:p>
     <w:sectPr>

--- a/Dokumentációk/Feladatmegosztás.docx
+++ b/Dokumentációk/Feladatmegosztás.docx
@@ -1,17 +1,28 @@
 
 <file path=word/document.xml><?xml version="1.0" encoding="utf-8"?>
-<w:document xmlns:ve="http://schemas.openxmlformats.org/markup-compatibility/2006" xmlns:o="urn:schemas-microsoft-com:office:office" xmlns:r="http://schemas.openxmlformats.org/officeDocument/2006/relationships" xmlns:m="http://schemas.openxmlformats.org/officeDocument/2006/math" xmlns:v="urn:schemas-microsoft-com:vml" xmlns:wp="http://schemas.openxmlformats.org/drawingml/2006/wordprocessingDrawing" xmlns:w10="urn:schemas-microsoft-com:office:word" xmlns:w="http://schemas.openxmlformats.org/wordprocessingml/2006/main" xmlns:wne="http://schemas.microsoft.com/office/word/2006/wordml">
+<w:document xmlns:wpc="http://schemas.microsoft.com/office/word/2010/wordprocessingCanvas" xmlns:cx="http://schemas.microsoft.com/office/drawing/2014/chartex" xmlns:cx1="http://schemas.microsoft.com/office/drawing/2015/9/8/chartex" xmlns:cx2="http://schemas.microsoft.com/office/drawing/2015/10/21/chartex" xmlns:cx3="http://schemas.microsoft.com/office/drawing/2016/5/9/chartex" xmlns:cx4="http://schemas.microsoft.com/office/drawing/2016/5/10/chartex" xmlns:cx5="http://schemas.microsoft.com/office/drawing/2016/5/11/chartex" xmlns:cx6="http://schemas.microsoft.com/office/drawing/2016/5/12/chartex" xmlns:cx7="http://schemas.microsoft.com/office/drawing/2016/5/13/chartex" xmlns:cx8="http://schemas.microsoft.com/office/drawing/2016/5/14/chartex" xmlns:mc="http://schemas.openxmlformats.org/markup-compatibility/2006" xmlns:aink="http://schemas.microsoft.com/office/drawing/2016/ink" xmlns:am3d="http://schemas.microsoft.com/office/drawing/2017/model3d" xmlns:o="urn:schemas-microsoft-com:office:office" xmlns:oel="http://schemas.microsoft.com/office/2019/extlst" xmlns:r="http://schemas.openxmlformats.org/officeDocument/2006/relationships" xmlns:m="http://schemas.openxmlformats.org/officeDocument/2006/math" xmlns:v="urn:schemas-microsoft-com:vml" xmlns:wp14="http://schemas.microsoft.com/office/word/2010/wordprocessingDrawing" xmlns:wp="http://schemas.openxmlformats.org/drawingml/2006/wordprocessingDrawing" xmlns:w10="urn:schemas-microsoft-com:office:word" xmlns:w="http://schemas.openxmlformats.org/wordprocessingml/2006/main" xmlns:w14="http://schemas.microsoft.com/office/word/2010/wordml" xmlns:w15="http://schemas.microsoft.com/office/word/2012/wordml" xmlns:w16cex="http://schemas.microsoft.com/office/word/2018/wordml/cex" xmlns:w16cid="http://schemas.microsoft.com/office/word/2016/wordml/cid" xmlns:w16="http://schemas.microsoft.com/office/word/2018/wordml" xmlns:w16du="http://schemas.microsoft.com/office/word/2023/wordml/word16du" xmlns:w16sdtdh="http://schemas.microsoft.com/office/word/2020/wordml/sdtdatahash" xmlns:w16sdtfl="http://schemas.microsoft.com/office/word/2024/wordml/sdtformatlock" xmlns:w16se="http://schemas.microsoft.com/office/word/2015/wordml/symex" xmlns:wpg="http://schemas.microsoft.com/office/word/2010/wordprocessingGroup" xmlns:wpi="http://schemas.microsoft.com/office/word/2010/wordprocessingInk" xmlns:wne="http://schemas.microsoft.com/office/word/2006/wordml" xmlns:wps="http://schemas.microsoft.com/office/word/2010/wordprocessingShape" mc:Ignorable="w14 w15 w16se w16cid w16 w16cex w16sdtdh w16sdtfl w16du wp14">
   <w:body>
     <w:p>
       <w:pPr>
-        <w:rPr>
-          <w:rFonts w:ascii="Times New Roman" w:hAnsi="Times New Roman" w:cs="Times New Roman"/>
-          <w:sz w:val="24"/>
-          <w:szCs w:val="24"/>
-          <w:lang w:val="en-US"/>
-        </w:rPr>
-      </w:pPr>
-      <w:r>
+        <w:pStyle w:val="Standard"/>
+        <w:spacing w:after="160" w:line="259" w:lineRule="atLeast"/>
+        <w:jc w:val="center"/>
+        <w:rPr>
+          <w:rFonts w:hint="eastAsia"/>
+        </w:rPr>
+      </w:pPr>
+      <w:r>
+        <w:rPr>
+          <w:rFonts w:ascii="Arial" w:eastAsia="Arial" w:hAnsi="Arial"/>
+          <w:b/>
+          <w:sz w:val="28"/>
+          <w:u w:val="single"/>
+        </w:rPr>
+        <w:t>Feladatmegosztás</w:t>
+      </w:r>
+    </w:p>
+    <w:p>
+      <w:pPr>
         <w:rPr>
           <w:rFonts w:ascii="Times New Roman" w:hAnsi="Times New Roman" w:cs="Times New Roman"/>
           <w:sz w:val="24"/>
@@ -19,6 +30,110 @@
           <w:u w:val="single"/>
           <w:lang w:val="en-US"/>
         </w:rPr>
+      </w:pPr>
+      <w:r>
+        <w:rPr>
+          <w:rFonts w:ascii="Times New Roman" w:hAnsi="Times New Roman" w:cs="Times New Roman"/>
+          <w:sz w:val="24"/>
+          <w:szCs w:val="24"/>
+          <w:u w:val="single"/>
+          <w:lang w:val="en-US"/>
+        </w:rPr>
+        <w:t>Újvárosi Katona Gábriel</w:t>
+      </w:r>
+    </w:p>
+    <w:p>
+      <w:pPr>
+        <w:pStyle w:val="Standard"/>
+        <w:rPr>
+          <w:rFonts w:hint="eastAsia"/>
+          <w:u w:val="single"/>
+        </w:rPr>
+      </w:pPr>
+    </w:p>
+    <w:p>
+      <w:pPr>
+        <w:pStyle w:val="Textbody"/>
+        <w:rPr>
+          <w:rFonts w:ascii="Times New Roman" w:eastAsiaTheme="minorHAnsi" w:hAnsi="Times New Roman" w:cs="Times New Roman"/>
+          <w:kern w:val="0"/>
+          <w:lang w:val="en-GB" w:eastAsia="en-US" w:bidi="ar-SA"/>
+        </w:rPr>
+      </w:pPr>
+      <w:r>
+        <w:rPr>
+          <w:rFonts w:ascii="Times New Roman" w:eastAsiaTheme="minorHAnsi" w:hAnsi="Times New Roman" w:cs="Times New Roman"/>
+          <w:kern w:val="0"/>
+          <w:lang w:val="en-GB" w:eastAsia="en-US" w:bidi="ar-SA"/>
+        </w:rPr>
+        <w:t>Az én feladatom az volt, hogy összegyűjtsem és előkészítsem azokat az adatokat, amelyek az adatbázis működéséhez szükségesek. A projekt során az adatokat strukturált formába rendeztem, hogy az adatbázisban hatékonyan lehessen őket tárolni, valamint gyorsan és egyszerűen lehessen lekérdezni. Az adatbázis kialakítása után létrehoztam egy olyan rendszert, amely lehetővé teszi a felhasználók számára az adatok kezelését különböző műveleteken keresztül. Ennek érdekében implementáltam a CRUD műveleteket (Create, Read, Update, Delete), amelyek biztosítják az adatok létrehozását, lekérdezését, módosítását és törlését. Emellett figyeltem arra is, hogy a felhasználói felület jól strukturált és könnyen használható legyen. Nemcsak a technikai működésre koncentráltam, hanem arra is, hogy az alkalmazás átlátható és esztétikus legyen, így a felhasználók egyszerűen és kényelmesen tudják kezelni az adatokat.</w:t>
+      </w:r>
+    </w:p>
+    <w:p>
+      <w:pPr>
+        <w:pStyle w:val="Textbody"/>
+        <w:rPr>
+          <w:rFonts w:ascii="Times New Roman" w:eastAsiaTheme="minorHAnsi" w:hAnsi="Times New Roman" w:cs="Times New Roman"/>
+          <w:kern w:val="0"/>
+          <w:lang w:val="en-GB" w:eastAsia="en-US" w:bidi="ar-SA"/>
+        </w:rPr>
+      </w:pPr>
+      <w:r>
+        <w:rPr>
+          <w:rFonts w:ascii="Times New Roman" w:eastAsiaTheme="minorHAnsi" w:hAnsi="Times New Roman" w:cs="Times New Roman"/>
+          <w:kern w:val="0"/>
+          <w:lang w:val="en-GB" w:eastAsia="en-US" w:bidi="ar-SA"/>
+        </w:rPr>
+        <w:t>My task was to collect and prepare the data necessary for the database to function. During the project, I organized the data into a structured format so that it could be stored efficiently in the database and queried quickly and easily. After designing the database, I created a system that allows users to manage data through various operations. To this end, I implemented CRUD operations (Create, Read, Update, Delete), which enable the creation, retrieval, modification, and deletion of data. I also made sure that the user interface is well-structured and easy to use. I focused not only on technical functionality but also on making the application transparent and aesthetically pleasing, so that users can manage their data easily and comfortably.</w:t>
+      </w:r>
+    </w:p>
+    <w:p>
+      <w:pPr>
+        <w:pStyle w:val="Standard"/>
+        <w:rPr>
+          <w:rFonts w:hint="eastAsia"/>
+        </w:rPr>
+      </w:pPr>
+    </w:p>
+    <w:p>
+      <w:pPr>
+        <w:rPr>
+          <w:rFonts w:ascii="Times New Roman" w:hAnsi="Times New Roman" w:cs="Times New Roman"/>
+          <w:sz w:val="24"/>
+          <w:szCs w:val="24"/>
+          <w:u w:val="single"/>
+          <w:lang w:val="en-US"/>
+        </w:rPr>
+      </w:pPr>
+    </w:p>
+    <w:p>
+      <w:pPr>
+        <w:rPr>
+          <w:rFonts w:ascii="Times New Roman" w:hAnsi="Times New Roman" w:cs="Times New Roman"/>
+          <w:sz w:val="24"/>
+          <w:szCs w:val="24"/>
+          <w:u w:val="single"/>
+          <w:lang w:val="en-US"/>
+        </w:rPr>
+      </w:pPr>
+    </w:p>
+    <w:p>
+      <w:pPr>
+        <w:rPr>
+          <w:rFonts w:ascii="Times New Roman" w:hAnsi="Times New Roman" w:cs="Times New Roman"/>
+          <w:sz w:val="24"/>
+          <w:szCs w:val="24"/>
+          <w:lang w:val="en-US"/>
+        </w:rPr>
+      </w:pPr>
+      <w:r>
+        <w:rPr>
+          <w:rFonts w:ascii="Times New Roman" w:hAnsi="Times New Roman" w:cs="Times New Roman"/>
+          <w:sz w:val="24"/>
+          <w:szCs w:val="24"/>
+          <w:u w:val="single"/>
+          <w:lang w:val="en-US"/>
+        </w:rPr>
         <w:t>Fuglovics Konor:</w:t>
       </w:r>
     </w:p>
@@ -28,99 +143,180 @@
           <w:rFonts w:ascii="Times New Roman" w:hAnsi="Times New Roman" w:cs="Times New Roman"/>
           <w:sz w:val="24"/>
           <w:szCs w:val="24"/>
-        </w:rPr>
-      </w:pPr>
-      <w:r>
-        <w:rPr>
-          <w:rFonts w:ascii="Times New Roman" w:hAnsi="Times New Roman" w:cs="Times New Roman"/>
-          <w:sz w:val="24"/>
-          <w:szCs w:val="24"/>
-        </w:rPr>
-        <w:t xml:space="preserve">A weboldal fejlesztése közben nekem kellet megírnom </w:t>
-      </w:r>
-      <w:r>
-        <w:rPr>
-          <w:rFonts w:ascii="Times New Roman" w:hAnsi="Times New Roman" w:cs="Times New Roman"/>
-          <w:sz w:val="24"/>
-          <w:szCs w:val="24"/>
-        </w:rPr>
-        <w:t xml:space="preserve">a </w:t>
-      </w:r>
-      <w:proofErr w:type="spellStart"/>
-      <w:r>
-        <w:rPr>
-          <w:rFonts w:ascii="Times New Roman" w:hAnsi="Times New Roman" w:cs="Times New Roman"/>
-          <w:sz w:val="24"/>
-          <w:szCs w:val="24"/>
-        </w:rPr>
-        <w:t>Vue.js</w:t>
-      </w:r>
-      <w:proofErr w:type="spellEnd"/>
-      <w:r>
-        <w:rPr>
-          <w:rFonts w:ascii="Times New Roman" w:hAnsi="Times New Roman" w:cs="Times New Roman"/>
-          <w:sz w:val="24"/>
-          <w:szCs w:val="24"/>
-        </w:rPr>
-        <w:t xml:space="preserve"> részét</w:t>
-      </w:r>
-      <w:r>
-        <w:rPr>
-          <w:rFonts w:ascii="Times New Roman" w:hAnsi="Times New Roman" w:cs="Times New Roman"/>
-          <w:sz w:val="24"/>
-          <w:szCs w:val="24"/>
-        </w:rPr>
-        <w:t>, hogy dinamikus legyen a weboldal</w:t>
-      </w:r>
-      <w:r>
-        <w:rPr>
-          <w:rFonts w:ascii="Times New Roman" w:hAnsi="Times New Roman" w:cs="Times New Roman"/>
-          <w:sz w:val="24"/>
-          <w:szCs w:val="24"/>
-        </w:rPr>
-        <w:t>.</w:t>
-      </w:r>
-      <w:r>
-        <w:rPr>
-          <w:rFonts w:ascii="Times New Roman" w:hAnsi="Times New Roman" w:cs="Times New Roman"/>
-          <w:sz w:val="24"/>
-          <w:szCs w:val="24"/>
-        </w:rPr>
-        <w:t xml:space="preserve"> Szorgalma</w:t>
-      </w:r>
-      <w:r>
-        <w:rPr>
-          <w:rFonts w:ascii="Times New Roman" w:hAnsi="Times New Roman" w:cs="Times New Roman"/>
-          <w:sz w:val="24"/>
-          <w:szCs w:val="24"/>
-        </w:rPr>
-        <w:t xml:space="preserve">san csináltam a </w:t>
-      </w:r>
-      <w:proofErr w:type="gramStart"/>
-      <w:r>
-        <w:rPr>
-          <w:rFonts w:ascii="Times New Roman" w:hAnsi="Times New Roman" w:cs="Times New Roman"/>
-          <w:sz w:val="24"/>
-          <w:szCs w:val="24"/>
-        </w:rPr>
-        <w:t xml:space="preserve">dokumentációkat  </w:t>
-      </w:r>
-      <w:r>
-        <w:rPr>
-          <w:rFonts w:ascii="Times New Roman" w:hAnsi="Times New Roman" w:cs="Times New Roman"/>
-          <w:sz w:val="24"/>
-          <w:szCs w:val="24"/>
-        </w:rPr>
-        <w:t>Gábriel</w:t>
-      </w:r>
-      <w:proofErr w:type="gramEnd"/>
-      <w:r>
-        <w:rPr>
-          <w:rFonts w:ascii="Times New Roman" w:hAnsi="Times New Roman" w:cs="Times New Roman"/>
-          <w:sz w:val="24"/>
-          <w:szCs w:val="24"/>
-        </w:rPr>
-        <w:t xml:space="preserve"> segítségével, hogy meggyőződjünk róla, hogy a dokumentációk könnyen olvashatóak és nem zavarja az olvasót.</w:t>
+          <w:lang w:val="en-GB"/>
+        </w:rPr>
+      </w:pPr>
+      <w:r>
+        <w:rPr>
+          <w:rFonts w:ascii="Times New Roman" w:hAnsi="Times New Roman" w:cs="Times New Roman"/>
+          <w:sz w:val="24"/>
+          <w:szCs w:val="24"/>
+          <w:lang w:val="en-GB"/>
+        </w:rPr>
+        <w:t>A frontend fejlesztését én készítettem el a Vue.js JavaScript keretrendszer használatával, amely egy komponensalapú, progresszív frontend framework, és lehetővé teszi a dinamikus, reaktív felhasználói felületek kialakítását. A vizuális megjelenítés és a reszponzív layout kialakítása érdekében Bootstrap CSS framework-öt alkalmaztam, amely előre definiált grid rendszert és UI komponenseket biztosít, így a weboldal minden eszközön (asztali gép, tablet, mobil) megfelelően jelenik meg.</w:t>
+      </w:r>
+    </w:p>
+    <w:p>
+      <w:pPr>
+        <w:rPr>
+          <w:rFonts w:ascii="Times New Roman" w:hAnsi="Times New Roman" w:cs="Times New Roman"/>
+          <w:sz w:val="24"/>
+          <w:szCs w:val="24"/>
+          <w:lang w:val="en-GB"/>
+        </w:rPr>
+      </w:pPr>
+      <w:r>
+        <w:rPr>
+          <w:rFonts w:ascii="Times New Roman" w:hAnsi="Times New Roman" w:cs="Times New Roman"/>
+          <w:sz w:val="24"/>
+          <w:szCs w:val="24"/>
+          <w:lang w:val="en-GB"/>
+        </w:rPr>
+        <w:t>A projekt egy autós webshop jellegű webalkalmazás, ahol a felhasználók járműveket tudnak böngészni és megtekinteni. A rendszer adatkommunikációja a backend által biztosított REST API endpointokon keresztül történik, amelyek lehetővé teszik az adatok strukturált lekérdezését. A frontend ezek segítségével dinamikusan tölti be a termékadatokat, például az autók listáját, részletes információit, valamint a képi tartalmakat.</w:t>
+      </w:r>
+    </w:p>
+    <w:p>
+      <w:pPr>
+        <w:rPr>
+          <w:rFonts w:ascii="Times New Roman" w:hAnsi="Times New Roman" w:cs="Times New Roman"/>
+          <w:sz w:val="24"/>
+          <w:szCs w:val="24"/>
+          <w:lang w:val="en-GB"/>
+        </w:rPr>
+      </w:pPr>
+      <w:r>
+        <w:rPr>
+          <w:rFonts w:ascii="Times New Roman" w:hAnsi="Times New Roman" w:cs="Times New Roman"/>
+          <w:sz w:val="24"/>
+          <w:szCs w:val="24"/>
+          <w:lang w:val="en-GB"/>
+        </w:rPr>
+        <w:t xml:space="preserve">A Vue.js reaktív adatkezelési mechanizmusának (data binding, state management) köszönhetően a felület valós időben képes frissülni az API válaszok alapján, így gördülékeny és interaktív </w:t>
+      </w:r>
+      <w:r>
+        <w:rPr>
+          <w:rFonts w:ascii="Times New Roman" w:hAnsi="Times New Roman" w:cs="Times New Roman"/>
+          <w:sz w:val="24"/>
+          <w:szCs w:val="24"/>
+          <w:lang w:val="en-GB"/>
+        </w:rPr>
+        <w:lastRenderedPageBreak/>
+        <w:t>felhasználói élményt biztosít. Az alkalmazás komponensekre bontott felépítése elősegíti a kód újrafelhasználhatóságát, valamint a könnyebb karbantarthatóságot és bővíthetőséget.</w:t>
+      </w:r>
+    </w:p>
+    <w:p>
+      <w:pPr>
+        <w:rPr>
+          <w:rFonts w:ascii="Times New Roman" w:hAnsi="Times New Roman" w:cs="Times New Roman"/>
+          <w:sz w:val="24"/>
+          <w:szCs w:val="24"/>
+          <w:lang w:val="en-GB"/>
+        </w:rPr>
+      </w:pPr>
+      <w:r>
+        <w:rPr>
+          <w:rFonts w:ascii="Times New Roman" w:hAnsi="Times New Roman" w:cs="Times New Roman"/>
+          <w:sz w:val="24"/>
+          <w:szCs w:val="24"/>
+          <w:lang w:val="en-GB"/>
+        </w:rPr>
+        <w:t>Összességében a rendszer célja egy modern, gyors és felhasználóbarát autós webshop felület megvalósítása volt, amely hatékonyan kapcsolja össze a frontend réteget a backend adatforrással.</w:t>
+      </w:r>
+    </w:p>
+    <w:p>
+      <w:pPr>
+        <w:rPr>
+          <w:rFonts w:ascii="Times New Roman" w:hAnsi="Times New Roman" w:cs="Times New Roman"/>
+          <w:sz w:val="24"/>
+          <w:szCs w:val="24"/>
+          <w:lang w:val="en-GB"/>
+        </w:rPr>
+      </w:pPr>
+    </w:p>
+    <w:p>
+      <w:pPr>
+        <w:rPr>
+          <w:rFonts w:ascii="Times New Roman" w:hAnsi="Times New Roman" w:cs="Times New Roman"/>
+          <w:sz w:val="24"/>
+          <w:szCs w:val="24"/>
+          <w:lang w:val="en-GB"/>
+        </w:rPr>
+      </w:pPr>
+    </w:p>
+    <w:p>
+      <w:pPr>
+        <w:rPr>
+          <w:rFonts w:ascii="Times New Roman" w:hAnsi="Times New Roman" w:cs="Times New Roman"/>
+          <w:sz w:val="24"/>
+          <w:szCs w:val="24"/>
+          <w:lang w:val="en-GB"/>
+        </w:rPr>
+      </w:pPr>
+      <w:r>
+        <w:rPr>
+          <w:rFonts w:ascii="Times New Roman" w:hAnsi="Times New Roman" w:cs="Times New Roman"/>
+          <w:sz w:val="24"/>
+          <w:szCs w:val="24"/>
+          <w:lang w:val="en-GB"/>
+        </w:rPr>
+        <w:t>I developed the frontend using the Vue.js JavaScript framework, which is a progressive, component-based frontend framework designed for building dynamic and reactive user interfaces. For the visual layout and responsive design, I used the Bootstrap CSS framework, which provides a predefined grid system and a wide range of UI components. This ensured that the website is fully responsive and works properly across different devices such as desktops, tablets, and mobile phones.</w:t>
+      </w:r>
+    </w:p>
+    <w:p>
+      <w:pPr>
+        <w:rPr>
+          <w:rFonts w:ascii="Times New Roman" w:hAnsi="Times New Roman" w:cs="Times New Roman"/>
+          <w:sz w:val="24"/>
+          <w:szCs w:val="24"/>
+          <w:lang w:val="en-GB"/>
+        </w:rPr>
+      </w:pPr>
+      <w:r>
+        <w:rPr>
+          <w:rFonts w:ascii="Times New Roman" w:hAnsi="Times New Roman" w:cs="Times New Roman"/>
+          <w:sz w:val="24"/>
+          <w:szCs w:val="24"/>
+          <w:lang w:val="en-GB"/>
+        </w:rPr>
+        <w:t>The project is an automotive webshop application where users can browse and view different vehicles. The frontend communicates with the backend through REST API endpoints, which are used to retrieve structured data from the server. Through these API endpoints, the application dynamically loads product information, including car listings, detailed specifications, and images.</w:t>
+      </w:r>
+    </w:p>
+    <w:p>
+      <w:pPr>
+        <w:rPr>
+          <w:rFonts w:ascii="Times New Roman" w:hAnsi="Times New Roman" w:cs="Times New Roman"/>
+          <w:sz w:val="24"/>
+          <w:szCs w:val="24"/>
+          <w:lang w:val="en-GB"/>
+        </w:rPr>
+      </w:pPr>
+      <w:r>
+        <w:rPr>
+          <w:rFonts w:ascii="Times New Roman" w:hAnsi="Times New Roman" w:cs="Times New Roman"/>
+          <w:sz w:val="24"/>
+          <w:szCs w:val="24"/>
+          <w:lang w:val="en-GB"/>
+        </w:rPr>
+        <w:t>Thanks to Vue.js reactivity system, including data binding and state management, the user interface updates automatically based on the data received from the API, without requiring manual page refreshes. The application is structured into reusable components, which improves code maintainability, scalability, and overall development efficiency.</w:t>
+      </w:r>
+    </w:p>
+    <w:p>
+      <w:pPr>
+        <w:rPr>
+          <w:rFonts w:ascii="Times New Roman" w:hAnsi="Times New Roman" w:cs="Times New Roman"/>
+          <w:sz w:val="24"/>
+          <w:szCs w:val="24"/>
+          <w:lang w:val="en-GB"/>
+        </w:rPr>
+      </w:pPr>
+      <w:r>
+        <w:rPr>
+          <w:rFonts w:ascii="Times New Roman" w:hAnsi="Times New Roman" w:cs="Times New Roman"/>
+          <w:sz w:val="24"/>
+          <w:szCs w:val="24"/>
+          <w:lang w:val="en-GB"/>
+        </w:rPr>
+        <w:t>Overall, the goal of the system was to create a modern, fast, and user-friendly automotive webshop interface that effectively connects the frontend layer with the backend data source.</w:t>
       </w:r>
     </w:p>
     <w:p>
@@ -132,53 +328,6 @@
           <w:lang w:val="en-US"/>
         </w:rPr>
       </w:pPr>
-      <w:r>
-        <w:rPr>
-          <w:rFonts w:ascii="Times New Roman" w:hAnsi="Times New Roman" w:cs="Times New Roman"/>
-          <w:sz w:val="24"/>
-          <w:szCs w:val="24"/>
-          <w:lang w:val="en-US"/>
-        </w:rPr>
-        <w:t xml:space="preserve">During the development of the website, I </w:t>
-      </w:r>
-      <w:r>
-        <w:rPr>
-          <w:rFonts w:ascii="Times New Roman" w:hAnsi="Times New Roman" w:cs="Times New Roman"/>
-          <w:sz w:val="24"/>
-          <w:szCs w:val="24"/>
-          <w:lang w:val="en-US"/>
-        </w:rPr>
-        <w:t xml:space="preserve">used Vue.js to make the website dynamic. </w:t>
-      </w:r>
-      <w:r>
-        <w:rPr>
-          <w:rFonts w:ascii="Times New Roman" w:hAnsi="Times New Roman" w:cs="Times New Roman"/>
-          <w:sz w:val="24"/>
-          <w:szCs w:val="24"/>
-          <w:lang w:val="en-US"/>
-        </w:rPr>
-        <w:t xml:space="preserve">I was also active in making the documentations with some help from </w:t>
-      </w:r>
-      <w:proofErr w:type="spellStart"/>
-      <w:r>
-        <w:rPr>
-          <w:rFonts w:ascii="Times New Roman" w:hAnsi="Times New Roman" w:cs="Times New Roman"/>
-          <w:sz w:val="24"/>
-          <w:szCs w:val="24"/>
-          <w:lang w:val="en-US"/>
-        </w:rPr>
-        <w:t>Gábriel</w:t>
-      </w:r>
-      <w:proofErr w:type="spellEnd"/>
-      <w:r>
-        <w:rPr>
-          <w:rFonts w:ascii="Times New Roman" w:hAnsi="Times New Roman" w:cs="Times New Roman"/>
-          <w:sz w:val="24"/>
-          <w:szCs w:val="24"/>
-          <w:lang w:val="en-US"/>
-        </w:rPr>
-        <w:t>, to make sure the documentations were easily readable and does not distract the reader.</w:t>
-      </w:r>
     </w:p>
     <w:sectPr>
       <w:pgSz w:w="12240" w:h="15840"/>
@@ -191,7 +340,7 @@
 </file>
 
 <file path=word/styles.xml><?xml version="1.0" encoding="utf-8"?>
-<w:styles xmlns:r="http://schemas.openxmlformats.org/officeDocument/2006/relationships" xmlns:w="http://schemas.openxmlformats.org/wordprocessingml/2006/main">
+<w:styles xmlns:mc="http://schemas.openxmlformats.org/markup-compatibility/2006" xmlns:r="http://schemas.openxmlformats.org/officeDocument/2006/relationships" xmlns:w="http://schemas.openxmlformats.org/wordprocessingml/2006/main" xmlns:w14="http://schemas.microsoft.com/office/word/2010/wordml" xmlns:w15="http://schemas.microsoft.com/office/word/2012/wordml" xmlns:w16cex="http://schemas.microsoft.com/office/word/2018/wordml/cex" xmlns:w16cid="http://schemas.microsoft.com/office/word/2016/wordml/cid" xmlns:w16="http://schemas.microsoft.com/office/word/2018/wordml" xmlns:w16du="http://schemas.microsoft.com/office/word/2023/wordml/word16du" xmlns:w16sdtdh="http://schemas.microsoft.com/office/word/2020/wordml/sdtdatahash" xmlns:w16sdtfl="http://schemas.microsoft.com/office/word/2024/wordml/sdtformatlock" xmlns:w16se="http://schemas.microsoft.com/office/word/2015/wordml/symex" mc:Ignorable="w14 w15 w16se w16cid w16 w16cex w16sdtdh w16sdtfl w16du">
   <w:docDefaults>
     <w:rPrDefault>
       <w:rPr>
@@ -207,146 +356,385 @@
       </w:pPr>
     </w:pPrDefault>
   </w:docDefaults>
-  <w:latentStyles w:defLockedState="0" w:defUIPriority="99" w:defSemiHidden="1" w:defUnhideWhenUsed="1" w:defQFormat="0" w:count="267">
-    <w:lsdException w:name="Normal" w:semiHidden="0" w:uiPriority="0" w:unhideWhenUsed="0" w:qFormat="1"/>
-    <w:lsdException w:name="heading 1" w:semiHidden="0" w:uiPriority="9" w:unhideWhenUsed="0" w:qFormat="1"/>
-    <w:lsdException w:name="heading 2" w:uiPriority="9" w:qFormat="1"/>
-    <w:lsdException w:name="heading 3" w:uiPriority="9" w:qFormat="1"/>
-    <w:lsdException w:name="heading 4" w:uiPriority="9" w:qFormat="1"/>
-    <w:lsdException w:name="heading 5" w:uiPriority="9" w:qFormat="1"/>
-    <w:lsdException w:name="heading 6" w:uiPriority="9" w:qFormat="1"/>
-    <w:lsdException w:name="heading 7" w:uiPriority="9" w:qFormat="1"/>
-    <w:lsdException w:name="heading 8" w:uiPriority="9" w:qFormat="1"/>
-    <w:lsdException w:name="heading 9" w:uiPriority="9" w:qFormat="1"/>
-    <w:lsdException w:name="toc 1" w:uiPriority="39"/>
-    <w:lsdException w:name="toc 2" w:uiPriority="39"/>
-    <w:lsdException w:name="toc 3" w:uiPriority="39"/>
-    <w:lsdException w:name="toc 4" w:uiPriority="39"/>
-    <w:lsdException w:name="toc 5" w:uiPriority="39"/>
-    <w:lsdException w:name="toc 6" w:uiPriority="39"/>
-    <w:lsdException w:name="toc 7" w:uiPriority="39"/>
-    <w:lsdException w:name="toc 8" w:uiPriority="39"/>
-    <w:lsdException w:name="toc 9" w:uiPriority="39"/>
-    <w:lsdException w:name="caption" w:uiPriority="35" w:qFormat="1"/>
-    <w:lsdException w:name="Title" w:semiHidden="0" w:uiPriority="10" w:unhideWhenUsed="0" w:qFormat="1"/>
-    <w:lsdException w:name="Default Paragraph Font" w:uiPriority="1"/>
-    <w:lsdException w:name="Subtitle" w:semiHidden="0" w:uiPriority="11" w:unhideWhenUsed="0" w:qFormat="1"/>
-    <w:lsdException w:name="Strong" w:semiHidden="0" w:uiPriority="22" w:unhideWhenUsed="0" w:qFormat="1"/>
-    <w:lsdException w:name="Emphasis" w:semiHidden="0" w:uiPriority="20" w:unhideWhenUsed="0" w:qFormat="1"/>
-    <w:lsdException w:name="Table Grid" w:semiHidden="0" w:uiPriority="59" w:unhideWhenUsed="0"/>
-    <w:lsdException w:name="Placeholder Text" w:unhideWhenUsed="0"/>
-    <w:lsdException w:name="No Spacing" w:semiHidden="0" w:uiPriority="1" w:unhideWhenUsed="0" w:qFormat="1"/>
-    <w:lsdException w:name="Light Shading" w:semiHidden="0" w:uiPriority="60" w:unhideWhenUsed="0"/>
-    <w:lsdException w:name="Light List" w:semiHidden="0" w:uiPriority="61" w:unhideWhenUsed="0"/>
-    <w:lsdException w:name="Light Grid" w:semiHidden="0" w:uiPriority="62" w:unhideWhenUsed="0"/>
-    <w:lsdException w:name="Medium Shading 1" w:semiHidden="0" w:uiPriority="63" w:unhideWhenUsed="0"/>
-    <w:lsdException w:name="Medium Shading 2" w:semiHidden="0" w:uiPriority="64" w:unhideWhenUsed="0"/>
-    <w:lsdException w:name="Medium List 1" w:semiHidden="0" w:uiPriority="65" w:unhideWhenUsed="0"/>
-    <w:lsdException w:name="Medium List 2" w:semiHidden="0" w:uiPriority="66" w:unhideWhenUsed="0"/>
-    <w:lsdException w:name="Medium Grid 1" w:semiHidden="0" w:uiPriority="67" w:unhideWhenUsed="0"/>
-    <w:lsdException w:name="Medium Grid 2" w:semiHidden="0" w:uiPriority="68" w:unhideWhenUsed="0"/>
-    <w:lsdException w:name="Medium Grid 3" w:semiHidden="0" w:uiPriority="69" w:unhideWhenUsed="0"/>
-    <w:lsdException w:name="Dark List" w:semiHidden="0" w:uiPriority="70" w:unhideWhenUsed="0"/>
-    <w:lsdException w:name="Colorful Shading" w:semiHidden="0" w:uiPriority="71" w:unhideWhenUsed="0"/>
-    <w:lsdException w:name="Colorful List" w:semiHidden="0" w:uiPriority="72" w:unhideWhenUsed="0"/>
-    <w:lsdException w:name="Colorful Grid" w:semiHidden="0" w:uiPriority="73" w:unhideWhenUsed="0"/>
-    <w:lsdException w:name="Light Shading Accent 1" w:semiHidden="0" w:uiPriority="60" w:unhideWhenUsed="0"/>
-    <w:lsdException w:name="Light List Accent 1" w:semiHidden="0" w:uiPriority="61" w:unhideWhenUsed="0"/>
-    <w:lsdException w:name="Light Grid Accent 1" w:semiHidden="0" w:uiPriority="62" w:unhideWhenUsed="0"/>
-    <w:lsdException w:name="Medium Shading 1 Accent 1" w:semiHidden="0" w:uiPriority="63" w:unhideWhenUsed="0"/>
-    <w:lsdException w:name="Medium Shading 2 Accent 1" w:semiHidden="0" w:uiPriority="64" w:unhideWhenUsed="0"/>
-    <w:lsdException w:name="Medium List 1 Accent 1" w:semiHidden="0" w:uiPriority="65" w:unhideWhenUsed="0"/>
-    <w:lsdException w:name="Revision" w:unhideWhenUsed="0"/>
-    <w:lsdException w:name="List Paragraph" w:semiHidden="0" w:uiPriority="34" w:unhideWhenUsed="0" w:qFormat="1"/>
-    <w:lsdException w:name="Quote" w:semiHidden="0" w:uiPriority="29" w:unhideWhenUsed="0" w:qFormat="1"/>
-    <w:lsdException w:name="Intense Quote" w:semiHidden="0" w:uiPriority="30" w:unhideWhenUsed="0" w:qFormat="1"/>
-    <w:lsdException w:name="Medium List 2 Accent 1" w:semiHidden="0" w:uiPriority="66" w:unhideWhenUsed="0"/>
-    <w:lsdException w:name="Medium Grid 1 Accent 1" w:semiHidden="0" w:uiPriority="67" w:unhideWhenUsed="0"/>
-    <w:lsdException w:name="Medium Grid 2 Accent 1" w:semiHidden="0" w:uiPriority="68" w:unhideWhenUsed="0"/>
-    <w:lsdException w:name="Medium Grid 3 Accent 1" w:semiHidden="0" w:uiPriority="69" w:unhideWhenUsed="0"/>
-    <w:lsdException w:name="Dark List Accent 1" w:semiHidden="0" w:uiPriority="70" w:unhideWhenUsed="0"/>
-    <w:lsdException w:name="Colorful Shading Accent 1" w:semiHidden="0" w:uiPriority="71" w:unhideWhenUsed="0"/>
-    <w:lsdException w:name="Colorful List Accent 1" w:semiHidden="0" w:uiPriority="72" w:unhideWhenUsed="0"/>
-    <w:lsdException w:name="Colorful Grid Accent 1" w:semiHidden="0" w:uiPriority="73" w:unhideWhenUsed="0"/>
-    <w:lsdException w:name="Light Shading Accent 2" w:semiHidden="0" w:uiPriority="60" w:unhideWhenUsed="0"/>
-    <w:lsdException w:name="Light List Accent 2" w:semiHidden="0" w:uiPriority="61" w:unhideWhenUsed="0"/>
-    <w:lsdException w:name="Light Grid Accent 2" w:semiHidden="0" w:uiPriority="62" w:unhideWhenUsed="0"/>
-    <w:lsdException w:name="Medium Shading 1 Accent 2" w:semiHidden="0" w:uiPriority="63" w:unhideWhenUsed="0"/>
-    <w:lsdException w:name="Medium Shading 2 Accent 2" w:semiHidden="0" w:uiPriority="64" w:unhideWhenUsed="0"/>
-    <w:lsdException w:name="Medium List 1 Accent 2" w:semiHidden="0" w:uiPriority="65" w:unhideWhenUsed="0"/>
-    <w:lsdException w:name="Medium List 2 Accent 2" w:semiHidden="0" w:uiPriority="66" w:unhideWhenUsed="0"/>
-    <w:lsdException w:name="Medium Grid 1 Accent 2" w:semiHidden="0" w:uiPriority="67" w:unhideWhenUsed="0"/>
-    <w:lsdException w:name="Medium Grid 2 Accent 2" w:semiHidden="0" w:uiPriority="68" w:unhideWhenUsed="0"/>
-    <w:lsdException w:name="Medium Grid 3 Accent 2" w:semiHidden="0" w:uiPriority="69" w:unhideWhenUsed="0"/>
-    <w:lsdException w:name="Dark List Accent 2" w:semiHidden="0" w:uiPriority="70" w:unhideWhenUsed="0"/>
-    <w:lsdException w:name="Colorful Shading Accent 2" w:semiHidden="0" w:uiPriority="71" w:unhideWhenUsed="0"/>
-    <w:lsdException w:name="Colorful List Accent 2" w:semiHidden="0" w:uiPriority="72" w:unhideWhenUsed="0"/>
-    <w:lsdException w:name="Colorful Grid Accent 2" w:semiHidden="0" w:uiPriority="73" w:unhideWhenUsed="0"/>
-    <w:lsdException w:name="Light Shading Accent 3" w:semiHidden="0" w:uiPriority="60" w:unhideWhenUsed="0"/>
-    <w:lsdException w:name="Light List Accent 3" w:semiHidden="0" w:uiPriority="61" w:unhideWhenUsed="0"/>
-    <w:lsdException w:name="Light Grid Accent 3" w:semiHidden="0" w:uiPriority="62" w:unhideWhenUsed="0"/>
-    <w:lsdException w:name="Medium Shading 1 Accent 3" w:semiHidden="0" w:uiPriority="63" w:unhideWhenUsed="0"/>
-    <w:lsdException w:name="Medium Shading 2 Accent 3" w:semiHidden="0" w:uiPriority="64" w:unhideWhenUsed="0"/>
-    <w:lsdException w:name="Medium List 1 Accent 3" w:semiHidden="0" w:uiPriority="65" w:unhideWhenUsed="0"/>
-    <w:lsdException w:name="Medium List 2 Accent 3" w:semiHidden="0" w:uiPriority="66" w:unhideWhenUsed="0"/>
-    <w:lsdException w:name="Medium Grid 1 Accent 3" w:semiHidden="0" w:uiPriority="67" w:unhideWhenUsed="0"/>
-    <w:lsdException w:name="Medium Grid 2 Accent 3" w:semiHidden="0" w:uiPriority="68" w:unhideWhenUsed="0"/>
-    <w:lsdException w:name="Medium Grid 3 Accent 3" w:semiHidden="0" w:uiPriority="69" w:unhideWhenUsed="0"/>
-    <w:lsdException w:name="Dark List Accent 3" w:semiHidden="0" w:uiPriority="70" w:unhideWhenUsed="0"/>
-    <w:lsdException w:name="Colorful Shading Accent 3" w:semiHidden="0" w:uiPriority="71" w:unhideWhenUsed="0"/>
-    <w:lsdException w:name="Colorful List Accent 3" w:semiHidden="0" w:uiPriority="72" w:unhideWhenUsed="0"/>
-    <w:lsdException w:name="Colorful Grid Accent 3" w:semiHidden="0" w:uiPriority="73" w:unhideWhenUsed="0"/>
-    <w:lsdException w:name="Light Shading Accent 4" w:semiHidden="0" w:uiPriority="60" w:unhideWhenUsed="0"/>
-    <w:lsdException w:name="Light List Accent 4" w:semiHidden="0" w:uiPriority="61" w:unhideWhenUsed="0"/>
-    <w:lsdException w:name="Light Grid Accent 4" w:semiHidden="0" w:uiPriority="62" w:unhideWhenUsed="0"/>
-    <w:lsdException w:name="Medium Shading 1 Accent 4" w:semiHidden="0" w:uiPriority="63" w:unhideWhenUsed="0"/>
-    <w:lsdException w:name="Medium Shading 2 Accent 4" w:semiHidden="0" w:uiPriority="64" w:unhideWhenUsed="0"/>
-    <w:lsdException w:name="Medium List 1 Accent 4" w:semiHidden="0" w:uiPriority="65" w:unhideWhenUsed="0"/>
-    <w:lsdException w:name="Medium List 2 Accent 4" w:semiHidden="0" w:uiPriority="66" w:unhideWhenUsed="0"/>
-    <w:lsdException w:name="Medium Grid 1 Accent 4" w:semiHidden="0" w:uiPriority="67" w:unhideWhenUsed="0"/>
-    <w:lsdException w:name="Medium Grid 2 Accent 4" w:semiHidden="0" w:uiPriority="68" w:unhideWhenUsed="0"/>
-    <w:lsdException w:name="Medium Grid 3 Accent 4" w:semiHidden="0" w:uiPriority="69" w:unhideWhenUsed="0"/>
-    <w:lsdException w:name="Dark List Accent 4" w:semiHidden="0" w:uiPriority="70" w:unhideWhenUsed="0"/>
-    <w:lsdException w:name="Colorful Shading Accent 4" w:semiHidden="0" w:uiPriority="71" w:unhideWhenUsed="0"/>
-    <w:lsdException w:name="Colorful List Accent 4" w:semiHidden="0" w:uiPriority="72" w:unhideWhenUsed="0"/>
-    <w:lsdException w:name="Colorful Grid Accent 4" w:semiHidden="0" w:uiPriority="73" w:unhideWhenUsed="0"/>
-    <w:lsdException w:name="Light Shading Accent 5" w:semiHidden="0" w:uiPriority="60" w:unhideWhenUsed="0"/>
-    <w:lsdException w:name="Light List Accent 5" w:semiHidden="0" w:uiPriority="61" w:unhideWhenUsed="0"/>
-    <w:lsdException w:name="Light Grid Accent 5" w:semiHidden="0" w:uiPriority="62" w:unhideWhenUsed="0"/>
-    <w:lsdException w:name="Medium Shading 1 Accent 5" w:semiHidden="0" w:uiPriority="63" w:unhideWhenUsed="0"/>
-    <w:lsdException w:name="Medium Shading 2 Accent 5" w:semiHidden="0" w:uiPriority="64" w:unhideWhenUsed="0"/>
-    <w:lsdException w:name="Medium List 1 Accent 5" w:semiHidden="0" w:uiPriority="65" w:unhideWhenUsed="0"/>
-    <w:lsdException w:name="Medium List 2 Accent 5" w:semiHidden="0" w:uiPriority="66" w:unhideWhenUsed="0"/>
-    <w:lsdException w:name="Medium Grid 1 Accent 5" w:semiHidden="0" w:uiPriority="67" w:unhideWhenUsed="0"/>
-    <w:lsdException w:name="Medium Grid 2 Accent 5" w:semiHidden="0" w:uiPriority="68" w:unhideWhenUsed="0"/>
-    <w:lsdException w:name="Medium Grid 3 Accent 5" w:semiHidden="0" w:uiPriority="69" w:unhideWhenUsed="0"/>
-    <w:lsdException w:name="Dark List Accent 5" w:semiHidden="0" w:uiPriority="70" w:unhideWhenUsed="0"/>
-    <w:lsdException w:name="Colorful Shading Accent 5" w:semiHidden="0" w:uiPriority="71" w:unhideWhenUsed="0"/>
-    <w:lsdException w:name="Colorful List Accent 5" w:semiHidden="0" w:uiPriority="72" w:unhideWhenUsed="0"/>
-    <w:lsdException w:name="Colorful Grid Accent 5" w:semiHidden="0" w:uiPriority="73" w:unhideWhenUsed="0"/>
-    <w:lsdException w:name="Light Shading Accent 6" w:semiHidden="0" w:uiPriority="60" w:unhideWhenUsed="0"/>
-    <w:lsdException w:name="Light List Accent 6" w:semiHidden="0" w:uiPriority="61" w:unhideWhenUsed="0"/>
-    <w:lsdException w:name="Light Grid Accent 6" w:semiHidden="0" w:uiPriority="62" w:unhideWhenUsed="0"/>
-    <w:lsdException w:name="Medium Shading 1 Accent 6" w:semiHidden="0" w:uiPriority="63" w:unhideWhenUsed="0"/>
-    <w:lsdException w:name="Medium Shading 2 Accent 6" w:semiHidden="0" w:uiPriority="64" w:unhideWhenUsed="0"/>
-    <w:lsdException w:name="Medium List 1 Accent 6" w:semiHidden="0" w:uiPriority="65" w:unhideWhenUsed="0"/>
-    <w:lsdException w:name="Medium List 2 Accent 6" w:semiHidden="0" w:uiPriority="66" w:unhideWhenUsed="0"/>
-    <w:lsdException w:name="Medium Grid 1 Accent 6" w:semiHidden="0" w:uiPriority="67" w:unhideWhenUsed="0"/>
-    <w:lsdException w:name="Medium Grid 2 Accent 6" w:semiHidden="0" w:uiPriority="68" w:unhideWhenUsed="0"/>
-    <w:lsdException w:name="Medium Grid 3 Accent 6" w:semiHidden="0" w:uiPriority="69" w:unhideWhenUsed="0"/>
-    <w:lsdException w:name="Dark List Accent 6" w:semiHidden="0" w:uiPriority="70" w:unhideWhenUsed="0"/>
-    <w:lsdException w:name="Colorful Shading Accent 6" w:semiHidden="0" w:uiPriority="71" w:unhideWhenUsed="0"/>
-    <w:lsdException w:name="Colorful List Accent 6" w:semiHidden="0" w:uiPriority="72" w:unhideWhenUsed="0"/>
-    <w:lsdException w:name="Colorful Grid Accent 6" w:semiHidden="0" w:uiPriority="73" w:unhideWhenUsed="0"/>
-    <w:lsdException w:name="Subtle Emphasis" w:semiHidden="0" w:uiPriority="19" w:unhideWhenUsed="0" w:qFormat="1"/>
-    <w:lsdException w:name="Intense Emphasis" w:semiHidden="0" w:uiPriority="21" w:unhideWhenUsed="0" w:qFormat="1"/>
-    <w:lsdException w:name="Subtle Reference" w:semiHidden="0" w:uiPriority="31" w:unhideWhenUsed="0" w:qFormat="1"/>
-    <w:lsdException w:name="Intense Reference" w:semiHidden="0" w:uiPriority="32" w:unhideWhenUsed="0" w:qFormat="1"/>
-    <w:lsdException w:name="Book Title" w:semiHidden="0" w:uiPriority="33" w:unhideWhenUsed="0" w:qFormat="1"/>
-    <w:lsdException w:name="Bibliography" w:uiPriority="37"/>
-    <w:lsdException w:name="TOC Heading" w:uiPriority="39" w:qFormat="1"/>
+  <w:latentStyles w:defLockedState="0" w:defUIPriority="99" w:defSemiHidden="0" w:defUnhideWhenUsed="0" w:defQFormat="0" w:count="376">
+    <w:lsdException w:name="Normal" w:uiPriority="0" w:qFormat="1"/>
+    <w:lsdException w:name="heading 1" w:uiPriority="9" w:qFormat="1"/>
+    <w:lsdException w:name="heading 2" w:semiHidden="1" w:uiPriority="9" w:unhideWhenUsed="1" w:qFormat="1"/>
+    <w:lsdException w:name="heading 3" w:semiHidden="1" w:uiPriority="9" w:unhideWhenUsed="1" w:qFormat="1"/>
+    <w:lsdException w:name="heading 4" w:semiHidden="1" w:uiPriority="9" w:unhideWhenUsed="1" w:qFormat="1"/>
+    <w:lsdException w:name="heading 5" w:semiHidden="1" w:uiPriority="9" w:unhideWhenUsed="1" w:qFormat="1"/>
+    <w:lsdException w:name="heading 6" w:semiHidden="1" w:uiPriority="9" w:unhideWhenUsed="1" w:qFormat="1"/>
+    <w:lsdException w:name="heading 7" w:semiHidden="1" w:uiPriority="9" w:unhideWhenUsed="1" w:qFormat="1"/>
+    <w:lsdException w:name="heading 8" w:semiHidden="1" w:uiPriority="9" w:unhideWhenUsed="1" w:qFormat="1"/>
+    <w:lsdException w:name="heading 9" w:semiHidden="1" w:uiPriority="9" w:unhideWhenUsed="1" w:qFormat="1"/>
+    <w:lsdException w:name="index 1" w:semiHidden="1" w:unhideWhenUsed="1"/>
+    <w:lsdException w:name="index 2" w:semiHidden="1" w:unhideWhenUsed="1"/>
+    <w:lsdException w:name="index 3" w:semiHidden="1" w:unhideWhenUsed="1"/>
+    <w:lsdException w:name="index 4" w:semiHidden="1" w:unhideWhenUsed="1"/>
+    <w:lsdException w:name="index 5" w:semiHidden="1" w:unhideWhenUsed="1"/>
+    <w:lsdException w:name="index 6" w:semiHidden="1" w:unhideWhenUsed="1"/>
+    <w:lsdException w:name="index 7" w:semiHidden="1" w:unhideWhenUsed="1"/>
+    <w:lsdException w:name="index 8" w:semiHidden="1" w:unhideWhenUsed="1"/>
+    <w:lsdException w:name="index 9" w:semiHidden="1" w:unhideWhenUsed="1"/>
+    <w:lsdException w:name="toc 1" w:semiHidden="1" w:uiPriority="39" w:unhideWhenUsed="1"/>
+    <w:lsdException w:name="toc 2" w:semiHidden="1" w:uiPriority="39" w:unhideWhenUsed="1"/>
+    <w:lsdException w:name="toc 3" w:semiHidden="1" w:uiPriority="39" w:unhideWhenUsed="1"/>
+    <w:lsdException w:name="toc 4" w:semiHidden="1" w:uiPriority="39" w:unhideWhenUsed="1"/>
+    <w:lsdException w:name="toc 5" w:semiHidden="1" w:uiPriority="39" w:unhideWhenUsed="1"/>
+    <w:lsdException w:name="toc 6" w:semiHidden="1" w:uiPriority="39" w:unhideWhenUsed="1"/>
+    <w:lsdException w:name="toc 7" w:semiHidden="1" w:uiPriority="39" w:unhideWhenUsed="1"/>
+    <w:lsdException w:name="toc 8" w:semiHidden="1" w:uiPriority="39" w:unhideWhenUsed="1"/>
+    <w:lsdException w:name="toc 9" w:semiHidden="1" w:uiPriority="39" w:unhideWhenUsed="1"/>
+    <w:lsdException w:name="Normal Indent" w:semiHidden="1" w:unhideWhenUsed="1"/>
+    <w:lsdException w:name="footnote text" w:semiHidden="1" w:unhideWhenUsed="1"/>
+    <w:lsdException w:name="annotation text" w:semiHidden="1" w:unhideWhenUsed="1"/>
+    <w:lsdException w:name="header" w:semiHidden="1" w:unhideWhenUsed="1"/>
+    <w:lsdException w:name="footer" w:semiHidden="1" w:unhideWhenUsed="1"/>
+    <w:lsdException w:name="index heading" w:semiHidden="1" w:unhideWhenUsed="1"/>
+    <w:lsdException w:name="caption" w:semiHidden="1" w:uiPriority="35" w:unhideWhenUsed="1" w:qFormat="1"/>
+    <w:lsdException w:name="table of figures" w:semiHidden="1" w:unhideWhenUsed="1"/>
+    <w:lsdException w:name="envelope address" w:semiHidden="1" w:unhideWhenUsed="1"/>
+    <w:lsdException w:name="envelope return" w:semiHidden="1" w:unhideWhenUsed="1"/>
+    <w:lsdException w:name="footnote reference" w:semiHidden="1" w:unhideWhenUsed="1"/>
+    <w:lsdException w:name="annotation reference" w:semiHidden="1" w:unhideWhenUsed="1"/>
+    <w:lsdException w:name="line number" w:semiHidden="1" w:unhideWhenUsed="1"/>
+    <w:lsdException w:name="page number" w:semiHidden="1" w:unhideWhenUsed="1"/>
+    <w:lsdException w:name="endnote reference" w:semiHidden="1" w:unhideWhenUsed="1"/>
+    <w:lsdException w:name="endnote text" w:semiHidden="1" w:unhideWhenUsed="1"/>
+    <w:lsdException w:name="table of authorities" w:semiHidden="1" w:unhideWhenUsed="1"/>
+    <w:lsdException w:name="macro" w:semiHidden="1" w:unhideWhenUsed="1"/>
+    <w:lsdException w:name="toa heading" w:semiHidden="1" w:unhideWhenUsed="1"/>
+    <w:lsdException w:name="List" w:semiHidden="1" w:unhideWhenUsed="1"/>
+    <w:lsdException w:name="List Bullet" w:semiHidden="1" w:unhideWhenUsed="1"/>
+    <w:lsdException w:name="List Number" w:semiHidden="1" w:unhideWhenUsed="1"/>
+    <w:lsdException w:name="List 2" w:semiHidden="1" w:unhideWhenUsed="1"/>
+    <w:lsdException w:name="List 3" w:semiHidden="1" w:unhideWhenUsed="1"/>
+    <w:lsdException w:name="List 4" w:semiHidden="1" w:unhideWhenUsed="1"/>
+    <w:lsdException w:name="List 5" w:semiHidden="1" w:unhideWhenUsed="1"/>
+    <w:lsdException w:name="List Bullet 2" w:semiHidden="1" w:unhideWhenUsed="1"/>
+    <w:lsdException w:name="List Bullet 3" w:semiHidden="1" w:unhideWhenUsed="1"/>
+    <w:lsdException w:name="List Bullet 4" w:semiHidden="1" w:unhideWhenUsed="1"/>
+    <w:lsdException w:name="List Bullet 5" w:semiHidden="1" w:unhideWhenUsed="1"/>
+    <w:lsdException w:name="List Number 2" w:semiHidden="1" w:unhideWhenUsed="1"/>
+    <w:lsdException w:name="List Number 3" w:semiHidden="1" w:unhideWhenUsed="1"/>
+    <w:lsdException w:name="List Number 4" w:semiHidden="1" w:unhideWhenUsed="1"/>
+    <w:lsdException w:name="List Number 5" w:semiHidden="1" w:unhideWhenUsed="1"/>
+    <w:lsdException w:name="Title" w:uiPriority="10" w:qFormat="1"/>
+    <w:lsdException w:name="Closing" w:semiHidden="1" w:unhideWhenUsed="1"/>
+    <w:lsdException w:name="Signature" w:semiHidden="1" w:unhideWhenUsed="1"/>
+    <w:lsdException w:name="Default Paragraph Font" w:semiHidden="1" w:uiPriority="1" w:unhideWhenUsed="1"/>
+    <w:lsdException w:name="Body Text" w:semiHidden="1" w:unhideWhenUsed="1"/>
+    <w:lsdException w:name="Body Text Indent" w:semiHidden="1" w:unhideWhenUsed="1"/>
+    <w:lsdException w:name="List Continue" w:semiHidden="1" w:unhideWhenUsed="1"/>
+    <w:lsdException w:name="List Continue 2" w:semiHidden="1" w:unhideWhenUsed="1"/>
+    <w:lsdException w:name="List Continue 3" w:semiHidden="1" w:unhideWhenUsed="1"/>
+    <w:lsdException w:name="List Continue 4" w:semiHidden="1" w:unhideWhenUsed="1"/>
+    <w:lsdException w:name="List Continue 5" w:semiHidden="1" w:unhideWhenUsed="1"/>
+    <w:lsdException w:name="Message Header" w:semiHidden="1" w:unhideWhenUsed="1"/>
+    <w:lsdException w:name="Subtitle" w:uiPriority="11" w:qFormat="1"/>
+    <w:lsdException w:name="Salutation" w:semiHidden="1" w:unhideWhenUsed="1"/>
+    <w:lsdException w:name="Date" w:semiHidden="1" w:unhideWhenUsed="1"/>
+    <w:lsdException w:name="Body Text First Indent" w:semiHidden="1" w:unhideWhenUsed="1"/>
+    <w:lsdException w:name="Body Text First Indent 2" w:semiHidden="1" w:unhideWhenUsed="1"/>
+    <w:lsdException w:name="Note Heading" w:semiHidden="1" w:unhideWhenUsed="1"/>
+    <w:lsdException w:name="Body Text 2" w:semiHidden="1" w:unhideWhenUsed="1"/>
+    <w:lsdException w:name="Body Text 3" w:semiHidden="1" w:unhideWhenUsed="1"/>
+    <w:lsdException w:name="Body Text Indent 2" w:semiHidden="1" w:unhideWhenUsed="1"/>
+    <w:lsdException w:name="Body Text Indent 3" w:semiHidden="1" w:unhideWhenUsed="1"/>
+    <w:lsdException w:name="Block Text" w:semiHidden="1" w:unhideWhenUsed="1"/>
+    <w:lsdException w:name="Hyperlink" w:semiHidden="1" w:unhideWhenUsed="1"/>
+    <w:lsdException w:name="FollowedHyperlink" w:semiHidden="1" w:unhideWhenUsed="1"/>
+    <w:lsdException w:name="Strong" w:uiPriority="22" w:qFormat="1"/>
+    <w:lsdException w:name="Emphasis" w:uiPriority="20" w:qFormat="1"/>
+    <w:lsdException w:name="Document Map" w:semiHidden="1" w:unhideWhenUsed="1"/>
+    <w:lsdException w:name="Plain Text" w:semiHidden="1" w:unhideWhenUsed="1"/>
+    <w:lsdException w:name="E-mail Signature" w:semiHidden="1" w:unhideWhenUsed="1"/>
+    <w:lsdException w:name="HTML Top of Form" w:semiHidden="1" w:unhideWhenUsed="1"/>
+    <w:lsdException w:name="HTML Bottom of Form" w:semiHidden="1" w:unhideWhenUsed="1"/>
+    <w:lsdException w:name="Normal (Web)" w:semiHidden="1" w:unhideWhenUsed="1"/>
+    <w:lsdException w:name="HTML Acronym" w:semiHidden="1" w:unhideWhenUsed="1"/>
+    <w:lsdException w:name="HTML Address" w:semiHidden="1" w:unhideWhenUsed="1"/>
+    <w:lsdException w:name="HTML Cite" w:semiHidden="1" w:unhideWhenUsed="1"/>
+    <w:lsdException w:name="HTML Code" w:semiHidden="1" w:unhideWhenUsed="1"/>
+    <w:lsdException w:name="HTML Definition" w:semiHidden="1" w:unhideWhenUsed="1"/>
+    <w:lsdException w:name="HTML Keyboard" w:semiHidden="1" w:unhideWhenUsed="1"/>
+    <w:lsdException w:name="HTML Preformatted" w:semiHidden="1" w:unhideWhenUsed="1"/>
+    <w:lsdException w:name="HTML Sample" w:semiHidden="1" w:unhideWhenUsed="1"/>
+    <w:lsdException w:name="HTML Typewriter" w:semiHidden="1" w:unhideWhenUsed="1"/>
+    <w:lsdException w:name="HTML Variable" w:semiHidden="1" w:unhideWhenUsed="1"/>
+    <w:lsdException w:name="Normal Table" w:semiHidden="1" w:unhideWhenUsed="1"/>
+    <w:lsdException w:name="annotation subject" w:semiHidden="1" w:unhideWhenUsed="1"/>
+    <w:lsdException w:name="No List" w:semiHidden="1" w:unhideWhenUsed="1"/>
+    <w:lsdException w:name="Outline List 1" w:semiHidden="1" w:unhideWhenUsed="1"/>
+    <w:lsdException w:name="Outline List 2" w:semiHidden="1" w:unhideWhenUsed="1"/>
+    <w:lsdException w:name="Outline List 3" w:semiHidden="1" w:unhideWhenUsed="1"/>
+    <w:lsdException w:name="Table Simple 1" w:semiHidden="1" w:unhideWhenUsed="1"/>
+    <w:lsdException w:name="Table Simple 2" w:semiHidden="1" w:unhideWhenUsed="1"/>
+    <w:lsdException w:name="Table Simple 3" w:semiHidden="1" w:unhideWhenUsed="1"/>
+    <w:lsdException w:name="Table Classic 1" w:semiHidden="1" w:unhideWhenUsed="1"/>
+    <w:lsdException w:name="Table Classic 2" w:semiHidden="1" w:unhideWhenUsed="1"/>
+    <w:lsdException w:name="Table Classic 3" w:semiHidden="1" w:unhideWhenUsed="1"/>
+    <w:lsdException w:name="Table Classic 4" w:semiHidden="1" w:unhideWhenUsed="1"/>
+    <w:lsdException w:name="Table Colorful 1" w:semiHidden="1" w:unhideWhenUsed="1"/>
+    <w:lsdException w:name="Table Colorful 2" w:semiHidden="1" w:unhideWhenUsed="1"/>
+    <w:lsdException w:name="Table Colorful 3" w:semiHidden="1" w:unhideWhenUsed="1"/>
+    <w:lsdException w:name="Table Columns 1" w:semiHidden="1" w:unhideWhenUsed="1"/>
+    <w:lsdException w:name="Table Columns 2" w:semiHidden="1" w:unhideWhenUsed="1"/>
+    <w:lsdException w:name="Table Columns 3" w:semiHidden="1" w:unhideWhenUsed="1"/>
+    <w:lsdException w:name="Table Columns 4" w:semiHidden="1" w:unhideWhenUsed="1"/>
+    <w:lsdException w:name="Table Columns 5" w:semiHidden="1" w:unhideWhenUsed="1"/>
+    <w:lsdException w:name="Table Grid 1" w:semiHidden="1" w:unhideWhenUsed="1"/>
+    <w:lsdException w:name="Table Grid 2" w:semiHidden="1" w:unhideWhenUsed="1"/>
+    <w:lsdException w:name="Table Grid 3" w:semiHidden="1" w:unhideWhenUsed="1"/>
+    <w:lsdException w:name="Table Grid 4" w:semiHidden="1" w:unhideWhenUsed="1"/>
+    <w:lsdException w:name="Table Grid 5" w:semiHidden="1" w:unhideWhenUsed="1"/>
+    <w:lsdException w:name="Table Grid 6" w:semiHidden="1" w:unhideWhenUsed="1"/>
+    <w:lsdException w:name="Table Grid 7" w:semiHidden="1" w:unhideWhenUsed="1"/>
+    <w:lsdException w:name="Table Grid 8" w:semiHidden="1" w:unhideWhenUsed="1"/>
+    <w:lsdException w:name="Table List 1" w:semiHidden="1" w:unhideWhenUsed="1"/>
+    <w:lsdException w:name="Table List 2" w:semiHidden="1" w:unhideWhenUsed="1"/>
+    <w:lsdException w:name="Table List 3" w:semiHidden="1" w:unhideWhenUsed="1"/>
+    <w:lsdException w:name="Table List 4" w:semiHidden="1" w:unhideWhenUsed="1"/>
+    <w:lsdException w:name="Table List 5" w:semiHidden="1" w:unhideWhenUsed="1"/>
+    <w:lsdException w:name="Table List 6" w:semiHidden="1" w:unhideWhenUsed="1"/>
+    <w:lsdException w:name="Table List 7" w:semiHidden="1" w:unhideWhenUsed="1"/>
+    <w:lsdException w:name="Table List 8" w:semiHidden="1" w:unhideWhenUsed="1"/>
+    <w:lsdException w:name="Table 3D effects 1" w:semiHidden="1" w:unhideWhenUsed="1"/>
+    <w:lsdException w:name="Table 3D effects 2" w:semiHidden="1" w:unhideWhenUsed="1"/>
+    <w:lsdException w:name="Table 3D effects 3" w:semiHidden="1" w:unhideWhenUsed="1"/>
+    <w:lsdException w:name="Table Contemporary" w:semiHidden="1" w:unhideWhenUsed="1"/>
+    <w:lsdException w:name="Table Elegant" w:semiHidden="1" w:unhideWhenUsed="1"/>
+    <w:lsdException w:name="Table Professional" w:semiHidden="1" w:unhideWhenUsed="1"/>
+    <w:lsdException w:name="Table Subtle 1" w:semiHidden="1" w:unhideWhenUsed="1"/>
+    <w:lsdException w:name="Table Subtle 2" w:semiHidden="1" w:unhideWhenUsed="1"/>
+    <w:lsdException w:name="Table Web 1" w:semiHidden="1" w:unhideWhenUsed="1"/>
+    <w:lsdException w:name="Table Web 2" w:semiHidden="1" w:unhideWhenUsed="1"/>
+    <w:lsdException w:name="Table Web 3" w:semiHidden="1" w:unhideWhenUsed="1"/>
+    <w:lsdException w:name="Balloon Text" w:semiHidden="1" w:unhideWhenUsed="1"/>
+    <w:lsdException w:name="Table Grid" w:uiPriority="59"/>
+    <w:lsdException w:name="Table Theme" w:semiHidden="1" w:unhideWhenUsed="1"/>
+    <w:lsdException w:name="Placeholder Text" w:semiHidden="1"/>
+    <w:lsdException w:name="No Spacing" w:uiPriority="1" w:qFormat="1"/>
+    <w:lsdException w:name="Light Shading" w:uiPriority="60"/>
+    <w:lsdException w:name="Light List" w:uiPriority="61"/>
+    <w:lsdException w:name="Light Grid" w:uiPriority="62"/>
+    <w:lsdException w:name="Medium Shading 1" w:uiPriority="63"/>
+    <w:lsdException w:name="Medium Shading 2" w:uiPriority="64"/>
+    <w:lsdException w:name="Medium List 1" w:uiPriority="65"/>
+    <w:lsdException w:name="Medium List 2" w:uiPriority="66"/>
+    <w:lsdException w:name="Medium Grid 1" w:uiPriority="67"/>
+    <w:lsdException w:name="Medium Grid 2" w:uiPriority="68"/>
+    <w:lsdException w:name="Medium Grid 3" w:uiPriority="69"/>
+    <w:lsdException w:name="Dark List" w:uiPriority="70"/>
+    <w:lsdException w:name="Colorful Shading" w:uiPriority="71"/>
+    <w:lsdException w:name="Colorful List" w:uiPriority="72"/>
+    <w:lsdException w:name="Colorful Grid" w:uiPriority="73"/>
+    <w:lsdException w:name="Light Shading Accent 1" w:uiPriority="60"/>
+    <w:lsdException w:name="Light List Accent 1" w:uiPriority="61"/>
+    <w:lsdException w:name="Light Grid Accent 1" w:uiPriority="62"/>
+    <w:lsdException w:name="Medium Shading 1 Accent 1" w:uiPriority="63"/>
+    <w:lsdException w:name="Medium Shading 2 Accent 1" w:uiPriority="64"/>
+    <w:lsdException w:name="Medium List 1 Accent 1" w:uiPriority="65"/>
+    <w:lsdException w:name="Revision" w:semiHidden="1"/>
+    <w:lsdException w:name="List Paragraph" w:uiPriority="34" w:qFormat="1"/>
+    <w:lsdException w:name="Quote" w:uiPriority="29" w:qFormat="1"/>
+    <w:lsdException w:name="Intense Quote" w:uiPriority="30" w:qFormat="1"/>
+    <w:lsdException w:name="Medium List 2 Accent 1" w:uiPriority="66"/>
+    <w:lsdException w:name="Medium Grid 1 Accent 1" w:uiPriority="67"/>
+    <w:lsdException w:name="Medium Grid 2 Accent 1" w:uiPriority="68"/>
+    <w:lsdException w:name="Medium Grid 3 Accent 1" w:uiPriority="69"/>
+    <w:lsdException w:name="Dark List Accent 1" w:uiPriority="70"/>
+    <w:lsdException w:name="Colorful Shading Accent 1" w:uiPriority="71"/>
+    <w:lsdException w:name="Colorful List Accent 1" w:uiPriority="72"/>
+    <w:lsdException w:name="Colorful Grid Accent 1" w:uiPriority="73"/>
+    <w:lsdException w:name="Light Shading Accent 2" w:uiPriority="60"/>
+    <w:lsdException w:name="Light List Accent 2" w:uiPriority="61"/>
+    <w:lsdException w:name="Light Grid Accent 2" w:uiPriority="62"/>
+    <w:lsdException w:name="Medium Shading 1 Accent 2" w:uiPriority="63"/>
+    <w:lsdException w:name="Medium Shading 2 Accent 2" w:uiPriority="64"/>
+    <w:lsdException w:name="Medium List 1 Accent 2" w:uiPriority="65"/>
+    <w:lsdException w:name="Medium List 2 Accent 2" w:uiPriority="66"/>
+    <w:lsdException w:name="Medium Grid 1 Accent 2" w:uiPriority="67"/>
+    <w:lsdException w:name="Medium Grid 2 Accent 2" w:uiPriority="68"/>
+    <w:lsdException w:name="Medium Grid 3 Accent 2" w:uiPriority="69"/>
+    <w:lsdException w:name="Dark List Accent 2" w:uiPriority="70"/>
+    <w:lsdException w:name="Colorful Shading Accent 2" w:uiPriority="71"/>
+    <w:lsdException w:name="Colorful List Accent 2" w:uiPriority="72"/>
+    <w:lsdException w:name="Colorful Grid Accent 2" w:uiPriority="73"/>
+    <w:lsdException w:name="Light Shading Accent 3" w:uiPriority="60"/>
+    <w:lsdException w:name="Light List Accent 3" w:uiPriority="61"/>
+    <w:lsdException w:name="Light Grid Accent 3" w:uiPriority="62"/>
+    <w:lsdException w:name="Medium Shading 1 Accent 3" w:uiPriority="63"/>
+    <w:lsdException w:name="Medium Shading 2 Accent 3" w:uiPriority="64"/>
+    <w:lsdException w:name="Medium List 1 Accent 3" w:uiPriority="65"/>
+    <w:lsdException w:name="Medium List 2 Accent 3" w:uiPriority="66"/>
+    <w:lsdException w:name="Medium Grid 1 Accent 3" w:uiPriority="67"/>
+    <w:lsdException w:name="Medium Grid 2 Accent 3" w:uiPriority="68"/>
+    <w:lsdException w:name="Medium Grid 3 Accent 3" w:uiPriority="69"/>
+    <w:lsdException w:name="Dark List Accent 3" w:uiPriority="70"/>
+    <w:lsdException w:name="Colorful Shading Accent 3" w:uiPriority="71"/>
+    <w:lsdException w:name="Colorful List Accent 3" w:uiPriority="72"/>
+    <w:lsdException w:name="Colorful Grid Accent 3" w:uiPriority="73"/>
+    <w:lsdException w:name="Light Shading Accent 4" w:uiPriority="60"/>
+    <w:lsdException w:name="Light List Accent 4" w:uiPriority="61"/>
+    <w:lsdException w:name="Light Grid Accent 4" w:uiPriority="62"/>
+    <w:lsdException w:name="Medium Shading 1 Accent 4" w:uiPriority="63"/>
+    <w:lsdException w:name="Medium Shading 2 Accent 4" w:uiPriority="64"/>
+    <w:lsdException w:name="Medium List 1 Accent 4" w:uiPriority="65"/>
+    <w:lsdException w:name="Medium List 2 Accent 4" w:uiPriority="66"/>
+    <w:lsdException w:name="Medium Grid 1 Accent 4" w:uiPriority="67"/>
+    <w:lsdException w:name="Medium Grid 2 Accent 4" w:uiPriority="68"/>
+    <w:lsdException w:name="Medium Grid 3 Accent 4" w:uiPriority="69"/>
+    <w:lsdException w:name="Dark List Accent 4" w:uiPriority="70"/>
+    <w:lsdException w:name="Colorful Shading Accent 4" w:uiPriority="71"/>
+    <w:lsdException w:name="Colorful List Accent 4" w:uiPriority="72"/>
+    <w:lsdException w:name="Colorful Grid Accent 4" w:uiPriority="73"/>
+    <w:lsdException w:name="Light Shading Accent 5" w:uiPriority="60"/>
+    <w:lsdException w:name="Light List Accent 5" w:uiPriority="61"/>
+    <w:lsdException w:name="Light Grid Accent 5" w:uiPriority="62"/>
+    <w:lsdException w:name="Medium Shading 1 Accent 5" w:uiPriority="63"/>
+    <w:lsdException w:name="Medium Shading 2 Accent 5" w:uiPriority="64"/>
+    <w:lsdException w:name="Medium List 1 Accent 5" w:uiPriority="65"/>
+    <w:lsdException w:name="Medium List 2 Accent 5" w:uiPriority="66"/>
+    <w:lsdException w:name="Medium Grid 1 Accent 5" w:uiPriority="67"/>
+    <w:lsdException w:name="Medium Grid 2 Accent 5" w:uiPriority="68"/>
+    <w:lsdException w:name="Medium Grid 3 Accent 5" w:uiPriority="69"/>
+    <w:lsdException w:name="Dark List Accent 5" w:uiPriority="70"/>
+    <w:lsdException w:name="Colorful Shading Accent 5" w:uiPriority="71"/>
+    <w:lsdException w:name="Colorful List Accent 5" w:uiPriority="72"/>
+    <w:lsdException w:name="Colorful Grid Accent 5" w:uiPriority="73"/>
+    <w:lsdException w:name="Light Shading Accent 6" w:uiPriority="60"/>
+    <w:lsdException w:name="Light List Accent 6" w:uiPriority="61"/>
+    <w:lsdException w:name="Light Grid Accent 6" w:uiPriority="62"/>
+    <w:lsdException w:name="Medium Shading 1 Accent 6" w:uiPriority="63"/>
+    <w:lsdException w:name="Medium Shading 2 Accent 6" w:uiPriority="64"/>
+    <w:lsdException w:name="Medium List 1 Accent 6" w:uiPriority="65"/>
+    <w:lsdException w:name="Medium List 2 Accent 6" w:uiPriority="66"/>
+    <w:lsdException w:name="Medium Grid 1 Accent 6" w:uiPriority="67"/>
+    <w:lsdException w:name="Medium Grid 2 Accent 6" w:uiPriority="68"/>
+    <w:lsdException w:name="Medium Grid 3 Accent 6" w:uiPriority="69"/>
+    <w:lsdException w:name="Dark List Accent 6" w:uiPriority="70"/>
+    <w:lsdException w:name="Colorful Shading Accent 6" w:uiPriority="71"/>
+    <w:lsdException w:name="Colorful List Accent 6" w:uiPriority="72"/>
+    <w:lsdException w:name="Colorful Grid Accent 6" w:uiPriority="73"/>
+    <w:lsdException w:name="Subtle Emphasis" w:uiPriority="19" w:qFormat="1"/>
+    <w:lsdException w:name="Intense Emphasis" w:uiPriority="21" w:qFormat="1"/>
+    <w:lsdException w:name="Subtle Reference" w:uiPriority="31" w:qFormat="1"/>
+    <w:lsdException w:name="Intense Reference" w:uiPriority="32" w:qFormat="1"/>
+    <w:lsdException w:name="Book Title" w:uiPriority="33" w:qFormat="1"/>
+    <w:lsdException w:name="Bibliography" w:semiHidden="1" w:uiPriority="37" w:unhideWhenUsed="1"/>
+    <w:lsdException w:name="TOC Heading" w:semiHidden="1" w:uiPriority="39" w:unhideWhenUsed="1" w:qFormat="1"/>
+    <w:lsdException w:name="Plain Table 1" w:uiPriority="41"/>
+    <w:lsdException w:name="Plain Table 2" w:uiPriority="42"/>
+    <w:lsdException w:name="Plain Table 3" w:uiPriority="43"/>
+    <w:lsdException w:name="Plain Table 4" w:uiPriority="44"/>
+    <w:lsdException w:name="Plain Table 5" w:uiPriority="45"/>
+    <w:lsdException w:name="Grid Table Light" w:uiPriority="40"/>
+    <w:lsdException w:name="Grid Table 1 Light" w:uiPriority="46"/>
+    <w:lsdException w:name="Grid Table 2" w:uiPriority="47"/>
+    <w:lsdException w:name="Grid Table 3" w:uiPriority="48"/>
+    <w:lsdException w:name="Grid Table 4" w:uiPriority="49"/>
+    <w:lsdException w:name="Grid Table 5 Dark" w:uiPriority="50"/>
+    <w:lsdException w:name="Grid Table 6 Colorful" w:uiPriority="51"/>
+    <w:lsdException w:name="Grid Table 7 Colorful" w:uiPriority="52"/>
+    <w:lsdException w:name="Grid Table 1 Light Accent 1" w:uiPriority="46"/>
+    <w:lsdException w:name="Grid Table 2 Accent 1" w:uiPriority="47"/>
+    <w:lsdException w:name="Grid Table 3 Accent 1" w:uiPriority="48"/>
+    <w:lsdException w:name="Grid Table 4 Accent 1" w:uiPriority="49"/>
+    <w:lsdException w:name="Grid Table 5 Dark Accent 1" w:uiPriority="50"/>
+    <w:lsdException w:name="Grid Table 6 Colorful Accent 1" w:uiPriority="51"/>
+    <w:lsdException w:name="Grid Table 7 Colorful Accent 1" w:uiPriority="52"/>
+    <w:lsdException w:name="Grid Table 1 Light Accent 2" w:uiPriority="46"/>
+    <w:lsdException w:name="Grid Table 2 Accent 2" w:uiPriority="47"/>
+    <w:lsdException w:name="Grid Table 3 Accent 2" w:uiPriority="48"/>
+    <w:lsdException w:name="Grid Table 4 Accent 2" w:uiPriority="49"/>
+    <w:lsdException w:name="Grid Table 5 Dark Accent 2" w:uiPriority="50"/>
+    <w:lsdException w:name="Grid Table 6 Colorful Accent 2" w:uiPriority="51"/>
+    <w:lsdException w:name="Grid Table 7 Colorful Accent 2" w:uiPriority="52"/>
+    <w:lsdException w:name="Grid Table 1 Light Accent 3" w:uiPriority="46"/>
+    <w:lsdException w:name="Grid Table 2 Accent 3" w:uiPriority="47"/>
+    <w:lsdException w:name="Grid Table 3 Accent 3" w:uiPriority="48"/>
+    <w:lsdException w:name="Grid Table 4 Accent 3" w:uiPriority="49"/>
+    <w:lsdException w:name="Grid Table 5 Dark Accent 3" w:uiPriority="50"/>
+    <w:lsdException w:name="Grid Table 6 Colorful Accent 3" w:uiPriority="51"/>
+    <w:lsdException w:name="Grid Table 7 Colorful Accent 3" w:uiPriority="52"/>
+    <w:lsdException w:name="Grid Table 1 Light Accent 4" w:uiPriority="46"/>
+    <w:lsdException w:name="Grid Table 2 Accent 4" w:uiPriority="47"/>
+    <w:lsdException w:name="Grid Table 3 Accent 4" w:uiPriority="48"/>
+    <w:lsdException w:name="Grid Table 4 Accent 4" w:uiPriority="49"/>
+    <w:lsdException w:name="Grid Table 5 Dark Accent 4" w:uiPriority="50"/>
+    <w:lsdException w:name="Grid Table 6 Colorful Accent 4" w:uiPriority="51"/>
+    <w:lsdException w:name="Grid Table 7 Colorful Accent 4" w:uiPriority="52"/>
+    <w:lsdException w:name="Grid Table 1 Light Accent 5" w:uiPriority="46"/>
+    <w:lsdException w:name="Grid Table 2 Accent 5" w:uiPriority="47"/>
+    <w:lsdException w:name="Grid Table 3 Accent 5" w:uiPriority="48"/>
+    <w:lsdException w:name="Grid Table 4 Accent 5" w:uiPriority="49"/>
+    <w:lsdException w:name="Grid Table 5 Dark Accent 5" w:uiPriority="50"/>
+    <w:lsdException w:name="Grid Table 6 Colorful Accent 5" w:uiPriority="51"/>
+    <w:lsdException w:name="Grid Table 7 Colorful Accent 5" w:uiPriority="52"/>
+    <w:lsdException w:name="Grid Table 1 Light Accent 6" w:uiPriority="46"/>
+    <w:lsdException w:name="Grid Table 2 Accent 6" w:uiPriority="47"/>
+    <w:lsdException w:name="Grid Table 3 Accent 6" w:uiPriority="48"/>
+    <w:lsdException w:name="Grid Table 4 Accent 6" w:uiPriority="49"/>
+    <w:lsdException w:name="Grid Table 5 Dark Accent 6" w:uiPriority="50"/>
+    <w:lsdException w:name="Grid Table 6 Colorful Accent 6" w:uiPriority="51"/>
+    <w:lsdException w:name="Grid Table 7 Colorful Accent 6" w:uiPriority="52"/>
+    <w:lsdException w:name="List Table 1 Light" w:uiPriority="46"/>
+    <w:lsdException w:name="List Table 2" w:uiPriority="47"/>
+    <w:lsdException w:name="List Table 3" w:uiPriority="48"/>
+    <w:lsdException w:name="List Table 4" w:uiPriority="49"/>
+    <w:lsdException w:name="List Table 5 Dark" w:uiPriority="50"/>
+    <w:lsdException w:name="List Table 6 Colorful" w:uiPriority="51"/>
+    <w:lsdException w:name="List Table 7 Colorful" w:uiPriority="52"/>
+    <w:lsdException w:name="List Table 1 Light Accent 1" w:uiPriority="46"/>
+    <w:lsdException w:name="List Table 2 Accent 1" w:uiPriority="47"/>
+    <w:lsdException w:name="List Table 3 Accent 1" w:uiPriority="48"/>
+    <w:lsdException w:name="List Table 4 Accent 1" w:uiPriority="49"/>
+    <w:lsdException w:name="List Table 5 Dark Accent 1" w:uiPriority="50"/>
+    <w:lsdException w:name="List Table 6 Colorful Accent 1" w:uiPriority="51"/>
+    <w:lsdException w:name="List Table 7 Colorful Accent 1" w:uiPriority="52"/>
+    <w:lsdException w:name="List Table 1 Light Accent 2" w:uiPriority="46"/>
+    <w:lsdException w:name="List Table 2 Accent 2" w:uiPriority="47"/>
+    <w:lsdException w:name="List Table 3 Accent 2" w:uiPriority="48"/>
+    <w:lsdException w:name="List Table 4 Accent 2" w:uiPriority="49"/>
+    <w:lsdException w:name="List Table 5 Dark Accent 2" w:uiPriority="50"/>
+    <w:lsdException w:name="List Table 6 Colorful Accent 2" w:uiPriority="51"/>
+    <w:lsdException w:name="List Table 7 Colorful Accent 2" w:uiPriority="52"/>
+    <w:lsdException w:name="List Table 1 Light Accent 3" w:uiPriority="46"/>
+    <w:lsdException w:name="List Table 2 Accent 3" w:uiPriority="47"/>
+    <w:lsdException w:name="List Table 3 Accent 3" w:uiPriority="48"/>
+    <w:lsdException w:name="List Table 4 Accent 3" w:uiPriority="49"/>
+    <w:lsdException w:name="List Table 5 Dark Accent 3" w:uiPriority="50"/>
+    <w:lsdException w:name="List Table 6 Colorful Accent 3" w:uiPriority="51"/>
+    <w:lsdException w:name="List Table 7 Colorful Accent 3" w:uiPriority="52"/>
+    <w:lsdException w:name="List Table 1 Light Accent 4" w:uiPriority="46"/>
+    <w:lsdException w:name="List Table 2 Accent 4" w:uiPriority="47"/>
+    <w:lsdException w:name="List Table 3 Accent 4" w:uiPriority="48"/>
+    <w:lsdException w:name="List Table 4 Accent 4" w:uiPriority="49"/>
+    <w:lsdException w:name="List Table 5 Dark Accent 4" w:uiPriority="50"/>
+    <w:lsdException w:name="List Table 6 Colorful Accent 4" w:uiPriority="51"/>
+    <w:lsdException w:name="List Table 7 Colorful Accent 4" w:uiPriority="52"/>
+    <w:lsdException w:name="List Table 1 Light Accent 5" w:uiPriority="46"/>
+    <w:lsdException w:name="List Table 2 Accent 5" w:uiPriority="47"/>
+    <w:lsdException w:name="List Table 3 Accent 5" w:uiPriority="48"/>
+    <w:lsdException w:name="List Table 4 Accent 5" w:uiPriority="49"/>
+    <w:lsdException w:name="List Table 5 Dark Accent 5" w:uiPriority="50"/>
+    <w:lsdException w:name="List Table 6 Colorful Accent 5" w:uiPriority="51"/>
+    <w:lsdException w:name="List Table 7 Colorful Accent 5" w:uiPriority="52"/>
+    <w:lsdException w:name="List Table 1 Light Accent 6" w:uiPriority="46"/>
+    <w:lsdException w:name="List Table 2 Accent 6" w:uiPriority="47"/>
+    <w:lsdException w:name="List Table 3 Accent 6" w:uiPriority="48"/>
+    <w:lsdException w:name="List Table 4 Accent 6" w:uiPriority="49"/>
+    <w:lsdException w:name="List Table 5 Dark Accent 6" w:uiPriority="50"/>
+    <w:lsdException w:name="List Table 6 Colorful Accent 6" w:uiPriority="51"/>
+    <w:lsdException w:name="List Table 7 Colorful Accent 6" w:uiPriority="52"/>
+    <w:lsdException w:name="Mention" w:semiHidden="1" w:unhideWhenUsed="1"/>
+    <w:lsdException w:name="Smart Hyperlink" w:semiHidden="1" w:unhideWhenUsed="1"/>
+    <w:lsdException w:name="Hashtag" w:semiHidden="1" w:unhideWhenUsed="1"/>
+    <w:lsdException w:name="Unresolved Mention" w:semiHidden="1" w:unhideWhenUsed="1"/>
+    <w:lsdException w:name="Smart Link" w:semiHidden="1" w:unhideWhenUsed="1"/>
   </w:latentStyles>
-  <w:style w:type="paragraph" w:default="1" w:styleId="Normal">
+  <w:style w:type="paragraph" w:default="1" w:styleId="Norml">
     <w:name w:val="Normal"/>
     <w:qFormat/>
     <w:rsid w:val="00F714FD"/>
@@ -354,18 +742,17 @@
       <w:lang w:val="hu-HU"/>
     </w:rPr>
   </w:style>
-  <w:style w:type="character" w:default="1" w:styleId="DefaultParagraphFont">
+  <w:style w:type="character" w:default="1" w:styleId="Bekezdsalapbettpusa">
     <w:name w:val="Default Paragraph Font"/>
     <w:uiPriority w:val="1"/>
     <w:semiHidden/>
     <w:unhideWhenUsed/>
   </w:style>
-  <w:style w:type="table" w:default="1" w:styleId="TableNormal">
+  <w:style w:type="table" w:default="1" w:styleId="Normltblzat">
     <w:name w:val="Normal Table"/>
     <w:uiPriority w:val="99"/>
     <w:semiHidden/>
     <w:unhideWhenUsed/>
-    <w:qFormat/>
     <w:tblPr>
       <w:tblInd w:w="0" w:type="dxa"/>
       <w:tblCellMar>
@@ -376,11 +763,36 @@
       </w:tblCellMar>
     </w:tblPr>
   </w:style>
-  <w:style w:type="numbering" w:default="1" w:styleId="NoList">
+  <w:style w:type="numbering" w:default="1" w:styleId="Nemlista">
     <w:name w:val="No List"/>
     <w:uiPriority w:val="99"/>
     <w:semiHidden/>
     <w:unhideWhenUsed/>
+  </w:style>
+  <w:style w:type="paragraph" w:customStyle="1" w:styleId="Standard">
+    <w:name w:val="Standard"/>
+    <w:rsid w:val="0059245B"/>
+    <w:pPr>
+      <w:suppressAutoHyphens/>
+      <w:autoSpaceDN w:val="0"/>
+      <w:spacing w:after="0"/>
+      <w:textAlignment w:val="baseline"/>
+    </w:pPr>
+    <w:rPr>
+      <w:rFonts w:ascii="Liberation Serif" w:eastAsia="NSimSun" w:hAnsi="Liberation Serif" w:cs="Arial"/>
+      <w:kern w:val="3"/>
+      <w:sz w:val="24"/>
+      <w:szCs w:val="24"/>
+      <w:lang w:val="hu-HU" w:eastAsia="zh-CN" w:bidi="hi-IN"/>
+    </w:rPr>
+  </w:style>
+  <w:style w:type="paragraph" w:customStyle="1" w:styleId="Textbody">
+    <w:name w:val="Text body"/>
+    <w:basedOn w:val="Standard"/>
+    <w:rsid w:val="0059245B"/>
+    <w:pPr>
+      <w:spacing w:after="140" w:line="276" w:lineRule="auto"/>
+    </w:pPr>
   </w:style>
 </w:styles>
 </file>
@@ -390,10 +802,10 @@
   <a:themeElements>
     <a:clrScheme name="Office">
       <a:dk1>
-        <a:sysClr val="windowText" lastClr="E0E4EC"/>
+        <a:sysClr val="windowText" lastClr="000000"/>
       </a:dk1>
       <a:lt1>
-        <a:sysClr val="window" lastClr="191919"/>
+        <a:sysClr val="window" lastClr="FFFFFF"/>
       </a:lt1>
       <a:dk2>
         <a:srgbClr val="1F497D"/>
